--- a/fsb-usb-m-dokumenty/Obrashchenie_GP_Rublev.docx
+++ b/fsb-usb-m-dokumenty/Obrashchenie_GP_Rublev.docx
@@ -4,9 +4,55 @@
   <w:body>
     <w:p>
       <w:pPr>
-        <w:keepNext w:val="false"/>
-        <w:keepLines/>
-        <w:spacing w:after="0" w:before="0" w:line="264"/>
+        <w:spacing w:after="60"/>
+        <w:jc w:val="center"/>
+      </w:pPr>
+      <w:r>
+        <w:drawing>
+          <wp:inline distT="0" distB="0" distL="0" distR="0">
+            <wp:extent cx="400050" cy="781050"/>
+            <wp:effectExtent t="0" r="0" b="0" l="0"/>
+            <wp:docPr id="1" name="emblem" descr="Эмблема ФСБ" title="Эмблема ФСБ"/>
+            <wp:cNvGraphicFramePr>
+              <a:graphicFrameLocks xmlns:a="http://schemas.openxmlformats.org/drawingml/2006/main" noChangeAspect="1"/>
+            </wp:cNvGraphicFramePr>
+            <a:graphic xmlns:a="http://schemas.openxmlformats.org/drawingml/2006/main">
+              <a:graphicData uri="http://schemas.openxmlformats.org/drawingml/2006/picture">
+                <pic:pic xmlns:pic="http://schemas.openxmlformats.org/drawingml/2006/picture">
+                  <pic:nvPicPr>
+                    <pic:cNvPr id="0" name="" descr=""/>
+                    <pic:cNvPicPr>
+                      <a:picLocks noChangeAspect="1" noChangeArrowheads="1"/>
+                    </pic:cNvPicPr>
+                  </pic:nvPicPr>
+                  <pic:blipFill>
+                    <a:blip r:embed="rId8" cstate="none"/>
+                    <a:srcRect/>
+                    <a:stretch>
+                      <a:fillRect/>
+                    </a:stretch>
+                  </pic:blipFill>
+                  <pic:spPr bwMode="auto">
+                    <a:xfrm>
+                      <a:off x="0" y="0"/>
+                      <a:ext cx="400050" cy="781050"/>
+                    </a:xfrm>
+                    <a:prstGeom prst="rect">
+                      <a:avLst/>
+                    </a:prstGeom>
+                  </pic:spPr>
+                </pic:pic>
+              </a:graphicData>
+            </a:graphic>
+          </wp:inline>
+        </w:drawing>
+      </w:r>
+    </w:p>
+    <w:p>
+      <w:pPr>
+        <w:keepNext w:val="false"/>
+        <w:keepLines/>
+        <w:spacing w:after="0" w:before="0" w:line="252"/>
         <w:ind w:left="0" w:firstLine="0"/>
         <w:jc w:val="center"/>
       </w:pPr>
@@ -14,143 +60,169 @@
         <w:rPr>
           <w:b/>
           <w:bCs/>
-          <w:sz w:val="26"/>
-          <w:szCs w:val="26"/>
-        </w:rPr>
-        <w:t xml:space="preserve">ФЕДЕРАЛЬНАЯ СЛУЖБА БЕЗОПАСНОСТИ РОССИЙСКОЙ ФЕДЕРАЦИИ</w:t>
-      </w:r>
-    </w:p>
-    <w:p>
-      <w:pPr>
-        <w:keepNext w:val="false"/>
-        <w:keepLines/>
-        <w:spacing w:after="0" w:before="0" w:line="264"/>
+          <w:spacing w:val="20"/>
+          <w:sz w:val="24"/>
+          <w:szCs w:val="24"/>
+        </w:rPr>
+        <w:t xml:space="preserve">ФЕДЕРАЛЬНАЯ СЛУЖБА БЕЗОПАСНОСТИ</w:t>
+      </w:r>
+    </w:p>
+    <w:p>
+      <w:pPr>
+        <w:keepNext w:val="false"/>
+        <w:keepLines/>
+        <w:spacing w:after="0" w:before="0" w:line="252"/>
         <w:ind w:left="0" w:firstLine="0"/>
         <w:jc w:val="center"/>
-      </w:pPr>
-      <w:r>
-        <w:rPr>
-          <w:sz w:val="26"/>
-          <w:szCs w:val="26"/>
-        </w:rPr>
-        <w:t xml:space="preserve">Управление собственной безопасности по городу Москва</w:t>
-      </w:r>
-    </w:p>
-    <w:p>
-      <w:pPr>
-        <w:keepNext w:val="false"/>
-        <w:keepLines/>
-        <w:spacing w:after="240" w:before="0" w:line="264"/>
-        <w:ind w:left="0" w:firstLine="0"/>
-        <w:jc w:val="center"/>
-      </w:pPr>
-      <w:r>
-        <w:rPr>
-          <w:sz w:val="22"/>
-          <w:szCs w:val="22"/>
-        </w:rPr>
-        <w:t xml:space="preserve">г. Москва, ул. Большая Лубянка, д. 27</w:t>
-      </w:r>
-    </w:p>
-    <w:p>
-      <w:pPr>
-        <w:keepNext w:val="false"/>
-        <w:keepLines/>
-        <w:tabs>
-          <w:tab w:val="right" w:pos="9355"/>
-        </w:tabs>
-        <w:spacing w:after="200" w:before="0" w:line="264"/>
-        <w:ind w:left="0" w:firstLine="0"/>
-        <w:jc w:val="left"/>
-      </w:pPr>
-      <w:r>
-        <w:rPr>
-          <w:sz w:val="24"/>
-          <w:szCs w:val="24"/>
-        </w:rPr>
-        <w:t xml:space="preserve">Исх. № 011/[_______]</w:t>
-      </w:r>
-      <w:r>
-        <w:rPr>
-          <w:sz w:val="24"/>
-          <w:szCs w:val="24"/>
-        </w:rPr>
-        <w:tab/>
-      </w:r>
-      <w:r>
-        <w:rPr>
-          <w:sz w:val="24"/>
-          <w:szCs w:val="24"/>
-        </w:rPr>
-        <w:t xml:space="preserve">от «___» сентября 2026 г.</w:t>
-      </w:r>
-    </w:p>
-    <w:p>
-      <w:pPr>
-        <w:keepNext w:val="false"/>
-        <w:keepLines/>
-        <w:spacing w:after="0" w:before="0" w:line="264"/>
-        <w:ind w:left="4820" w:firstLine="0"/>
-        <w:jc w:val="left"/>
       </w:pPr>
       <w:r>
         <w:rPr>
           <w:b/>
           <w:bCs/>
-          <w:sz w:val="24"/>
-          <w:szCs w:val="24"/>
-        </w:rPr>
-        <w:t xml:space="preserve">Генеральному прокурору РО</w:t>
-      </w:r>
-    </w:p>
-    <w:p>
-      <w:pPr>
-        <w:keepNext w:val="false"/>
-        <w:keepLines/>
-        <w:spacing w:after="240" w:before="0" w:line="264"/>
-        <w:ind w:left="4820" w:firstLine="0"/>
-        <w:jc w:val="left"/>
-      </w:pPr>
-      <w:r>
-        <w:rPr>
-          <w:b w:val="false"/>
-          <w:bCs w:val="false"/>
-          <w:sz w:val="24"/>
-          <w:szCs w:val="24"/>
-        </w:rPr>
-        <w:t xml:space="preserve">Н. Саркисяну</w:t>
-      </w:r>
-    </w:p>
-    <w:p>
-      <w:pPr>
-        <w:keepNext w:val="false"/>
-        <w:keepLines/>
-        <w:spacing w:after="60" w:before="0" w:line="264"/>
-        <w:ind w:left="0" w:firstLine="0"/>
-        <w:jc w:val="both"/>
+          <w:spacing w:val="20"/>
+          <w:sz w:val="24"/>
+          <w:szCs w:val="24"/>
+        </w:rPr>
+        <w:t xml:space="preserve">РОССИЙСКОЙ ФЕДЕРАЦИИ</w:t>
+      </w:r>
+    </w:p>
+    <w:p>
+      <w:pPr>
+        <w:keepNext w:val="false"/>
+        <w:keepLines/>
+        <w:spacing w:after="0" w:before="0" w:line="252"/>
+        <w:ind w:left="0" w:firstLine="0"/>
+        <w:jc w:val="center"/>
+      </w:pPr>
+      <w:r>
+        <w:rPr>
+          <w:sz w:val="20"/>
+          <w:szCs w:val="20"/>
+        </w:rPr>
+        <w:t xml:space="preserve">Управление собственной безопасности по городу Москва</w:t>
+      </w:r>
+    </w:p>
+    <w:p>
+      <w:pPr>
+        <w:keepNext w:val="false"/>
+        <w:keepLines/>
+        <w:spacing w:after="200" w:before="0" w:line="252"/>
+        <w:ind w:left="0" w:firstLine="0"/>
+        <w:jc w:val="center"/>
+      </w:pPr>
+      <w:r>
+        <w:rPr>
+          <w:sz w:val="20"/>
+          <w:szCs w:val="20"/>
+        </w:rPr>
+        <w:t xml:space="preserve">г. Москва, ул. Большая Лубянка, д. 27</w:t>
+      </w:r>
+    </w:p>
+    <w:p>
+      <w:pPr>
+        <w:keepNext w:val="false"/>
+        <w:keepLines/>
+        <w:spacing w:after="0" w:before="0" w:line="252"/>
+        <w:ind w:left="0" w:firstLine="0"/>
+        <w:jc w:val="center"/>
       </w:pPr>
       <w:r>
         <w:rPr>
           <w:b/>
           <w:bCs/>
-          <w:sz w:val="26"/>
-          <w:szCs w:val="26"/>
-        </w:rPr>
-        <w:t xml:space="preserve">От:</w:t>
-      </w:r>
-      <w:r>
-        <w:rPr>
-          <w:sz w:val="26"/>
-          <w:szCs w:val="26"/>
-        </w:rPr>
-        <w:t xml:space="preserve"> майора ФСБ Гумирова Сергея К., оперуполномоченного Управления собственной безопасности по городу Москва (УСБ-М), служебное удостоверение № 34330, паспорт серия [____] № [______]</w:t>
-      </w:r>
-    </w:p>
-    <w:p>
-      <w:pPr>
-        <w:keepNext w:val="false"/>
-        <w:keepLines/>
-        <w:spacing w:after="200" w:before="0" w:line="264"/>
+          <w:spacing w:val="40"/>
+          <w:sz w:val="30"/>
+          <w:szCs w:val="30"/>
+        </w:rPr>
+        <w:t xml:space="preserve">О Б Р А Щ Е Н И Е</w:t>
+      </w:r>
+    </w:p>
+    <w:p>
+      <w:pPr>
+        <w:keepNext w:val="false"/>
+        <w:keepLines/>
+        <w:spacing w:after="0" w:before="0" w:line="252"/>
+        <w:ind w:left="0" w:firstLine="0"/>
+        <w:jc w:val="center"/>
+      </w:pPr>
+      <w:r>
+        <w:rPr>
+          <w:sz w:val="24"/>
+          <w:szCs w:val="24"/>
+        </w:rPr>
+        <w:t xml:space="preserve">в Генеральную прокуратуру РО № ____</w:t>
+      </w:r>
+    </w:p>
+    <w:p>
+      <w:pPr>
+        <w:keepNext w:val="false"/>
+        <w:keepLines/>
+        <w:spacing w:after="160" w:before="0" w:line="252"/>
+        <w:ind w:left="0" w:firstLine="0"/>
+        <w:jc w:val="center"/>
+      </w:pPr>
+      <w:r>
+        <w:rPr>
+          <w:sz w:val="24"/>
+          <w:szCs w:val="24"/>
+        </w:rPr>
+        <w:t xml:space="preserve">о приостановлении статуса неприкосновенности и проведении расследования</w:t>
+      </w:r>
+    </w:p>
+    <w:p>
+      <w:pPr>
+        <w:keepNext w:val="false"/>
+        <w:keepLines/>
+        <w:tabs>
+          <w:tab w:val="right" w:pos="9356"/>
+        </w:tabs>
+        <w:spacing w:after="0" w:before="0" w:line="252"/>
+        <w:ind w:left="0" w:firstLine="0"/>
+        <w:jc w:val="left"/>
+      </w:pPr>
+      <w:r>
+        <w:rPr>
+          <w:sz w:val="24"/>
+          <w:szCs w:val="24"/>
+        </w:rPr>
+        <w:t xml:space="preserve">«____» сентября 2026 г.</w:t>
+      </w:r>
+      <w:r>
+        <w:rPr>
+          <w:sz w:val="24"/>
+          <w:szCs w:val="24"/>
+        </w:rPr>
+        <w:tab/>
+      </w:r>
+      <w:r>
+        <w:rPr>
+          <w:sz w:val="24"/>
+          <w:szCs w:val="24"/>
+        </w:rPr>
+        <w:t xml:space="preserve">№ 011 ______</w:t>
+      </w:r>
+    </w:p>
+    <w:p>
+      <w:pPr>
+        <w:keepNext w:val="false"/>
+        <w:keepLines/>
+        <w:spacing w:after="200" w:before="0" w:line="252"/>
+        <w:ind w:left="0" w:firstLine="0"/>
+        <w:jc w:val="center"/>
+      </w:pPr>
+      <w:r>
+        <w:rPr>
+          <w:sz w:val="24"/>
+          <w:szCs w:val="24"/>
+        </w:rPr>
+        <w:t xml:space="preserve">г. Москва</w:t>
+      </w:r>
+    </w:p>
+    <w:p>
+      <w:pPr>
+        <w:keepNext w:val="false"/>
+        <w:keepLines/>
+        <w:spacing w:after="40" w:before="0" w:line="252"/>
         <w:ind w:left="0" w:firstLine="0"/>
         <w:jc w:val="both"/>
       </w:pPr>
@@ -158,245 +230,252 @@
         <w:rPr>
           <w:b/>
           <w:bCs/>
-          <w:sz w:val="26"/>
-          <w:szCs w:val="26"/>
+          <w:sz w:val="24"/>
+          <w:szCs w:val="24"/>
         </w:rPr>
         <w:t xml:space="preserve">Кому:</w:t>
       </w:r>
       <w:r>
         <w:rPr>
-          <w:sz w:val="26"/>
-          <w:szCs w:val="26"/>
-        </w:rPr>
-        <w:t xml:space="preserve"> Генеральной прокуратуре РО</w:t>
-      </w:r>
-    </w:p>
-    <w:p>
-      <w:pPr>
-        <w:keepNext w:val="false"/>
-        <w:keepLines/>
-        <w:spacing w:after="40" w:before="0" w:line="264"/>
-        <w:ind w:left="0" w:firstLine="0"/>
-        <w:jc w:val="center"/>
+          <w:sz w:val="24"/>
+          <w:szCs w:val="24"/>
+        </w:rPr>
+        <w:t xml:space="preserve"> Генеральному прокурору РО Н. Саркисяну</w:t>
+      </w:r>
+    </w:p>
+    <w:p>
+      <w:pPr>
+        <w:keepNext w:val="false"/>
+        <w:keepLines/>
+        <w:spacing w:after="160" w:before="0" w:line="252"/>
+        <w:ind w:left="0" w:firstLine="0"/>
+        <w:jc w:val="both"/>
       </w:pPr>
       <w:r>
         <w:rPr>
           <w:b/>
           <w:bCs/>
-          <w:sz w:val="28"/>
-          <w:szCs w:val="28"/>
-        </w:rPr>
-        <w:t xml:space="preserve">ОБРАЩЕНИЕ В ГЕНЕРАЛЬНУЮ ПРОКУРАТУРУ № [__]</w:t>
-      </w:r>
-    </w:p>
-    <w:p>
-      <w:pPr>
-        <w:keepNext w:val="false"/>
-        <w:keepLines/>
-        <w:spacing w:after="240" w:before="0" w:line="264"/>
-        <w:ind w:left="0" w:firstLine="0"/>
-        <w:jc w:val="center"/>
+          <w:sz w:val="24"/>
+          <w:szCs w:val="24"/>
+        </w:rPr>
+        <w:t xml:space="preserve">От:</w:t>
+      </w:r>
+      <w:r>
+        <w:rPr>
+          <w:sz w:val="24"/>
+          <w:szCs w:val="24"/>
+        </w:rPr>
+        <w:t xml:space="preserve"> майора ФСБ Гумирова Сергея К., оперуполномоченного Управления собственной безопасности по городу Москва (УСБ-М), служебное удостоверение № 34330, паспорт серия ____ № ______</w:t>
+      </w:r>
+    </w:p>
+    <w:p>
+      <w:pPr>
+        <w:keepNext w:val="false"/>
+        <w:keepLines/>
+        <w:spacing w:after="80" w:before="0" w:line="252"/>
+        <w:ind w:left="0" w:firstLine="709"/>
+        <w:jc w:val="both"/>
+      </w:pPr>
+      <w:r>
+        <w:rPr>
+          <w:sz w:val="24"/>
+          <w:szCs w:val="24"/>
+        </w:rPr>
+        <w:t xml:space="preserve">Я, майор ФСБ Гумиров Сергей К., действуя от имени Управления собственной безопасности по городу Москва в пределах его компетенции (ч. 1 ст. 7, п. «а» ст. 9, п. «у» ст. 10 ФЗ «О Федеральной службе безопасности»), обращаюсь в Генеральную прокуратуру РО в связи с выявлением признаков преступления, предусмотренного ч. 1 ст. 15.6 Уголовного кодекса РО (халатность), в действиях (бездействии) должностного лица, обладающего статусом неприкосновенности:</w:t>
+      </w:r>
+    </w:p>
+    <w:p>
+      <w:pPr>
+        <w:keepNext w:val="false"/>
+        <w:keepLines/>
+        <w:spacing w:after="0" w:before="0" w:line="252"/>
+        <w:ind w:left="0" w:firstLine="709"/>
+        <w:jc w:val="both"/>
       </w:pPr>
       <w:r>
         <w:rPr>
           <w:b/>
           <w:bCs/>
-          <w:sz w:val="26"/>
-          <w:szCs w:val="26"/>
-        </w:rPr>
-        <w:t xml:space="preserve">о приостановлении (лишении) статуса неприкосновенности и проведении расследования в отношении генерал-полковника Рублева Владислава</w:t>
-      </w:r>
-    </w:p>
-    <w:p>
-      <w:pPr>
-        <w:keepNext w:val="false"/>
-        <w:keepLines/>
-        <w:spacing w:after="100" w:before="0" w:line="264"/>
+          <w:sz w:val="24"/>
+          <w:szCs w:val="24"/>
+        </w:rPr>
+        <w:t xml:space="preserve">генерал-полковника Рублева Владислава</w:t>
+      </w:r>
+      <w:r>
+        <w:rPr>
+          <w:sz w:val="24"/>
+          <w:szCs w:val="24"/>
+        </w:rPr>
+        <w:t xml:space="preserve">, _______________________________, служебное удостоверение № 1320, паспорт серия ____ № ______.</w:t>
+      </w:r>
+    </w:p>
+    <w:p>
+      <w:pPr>
+        <w:keepNext w:val="false"/>
+        <w:keepLines/>
+        <w:spacing w:after="80" w:before="0" w:line="252"/>
+        <w:ind w:left="0" w:firstLine="0"/>
+        <w:jc w:val="both"/>
+      </w:pPr>
+      <w:r>
+        <w:rPr>
+          <w:i/>
+          <w:iCs/>
+          <w:sz w:val="16"/>
+          <w:szCs w:val="16"/>
+        </w:rPr>
+        <w:t xml:space="preserve">должность, наименование государственного органа</w:t>
+      </w:r>
+    </w:p>
+    <w:p>
+      <w:pPr>
+        <w:keepNext w:val="false"/>
+        <w:keepLines/>
+        <w:spacing w:after="80" w:before="80" w:line="252"/>
         <w:ind w:left="0" w:firstLine="709"/>
         <w:jc w:val="both"/>
       </w:pPr>
       <w:r>
         <w:rPr>
-          <w:sz w:val="26"/>
-          <w:szCs w:val="26"/>
-        </w:rPr>
-        <w:t xml:space="preserve">Я, майор ФСБ Гумиров Сергей К., действуя от имени Управления собственной безопасности ФСБ по городу Москва в пределах его компетенции (ч. 1 ст. 7, п. «а» ст. 9, п. «у» ст. 10 ФЗ «О Федеральной службе безопасности»), обращаюсь в Генеральную прокуратуру РО в связи с выявлением признаков преступления, предусмотренного ч. 1 ст. 15.6 УК РО (халатность), в действиях (бездействии) должностного лица, обладающего статусом неприкосновенности:</w:t>
-      </w:r>
-    </w:p>
-    <w:p>
-      <w:pPr>
-        <w:keepNext w:val="false"/>
-        <w:keepLines/>
-        <w:spacing w:after="120" w:before="0" w:line="264"/>
-        <w:ind w:left="0" w:firstLine="709"/>
-        <w:jc w:val="both"/>
+          <w:sz w:val="24"/>
+          <w:szCs w:val="24"/>
+        </w:rPr>
+        <w:t xml:space="preserve">К настоящему обращению прикладываю необходимую документацию и даю необходимые пояснения. Настоящим заверяю, что все показания, пояснения и документация являются подлинными.</w:t>
+      </w:r>
+    </w:p>
+    <w:p>
+      <w:pPr>
+        <w:keepNext/>
+        <w:keepLines/>
+        <w:spacing w:after="120" w:before="200" w:line="252"/>
+        <w:ind w:left="0" w:firstLine="0"/>
+        <w:jc w:val="center"/>
       </w:pPr>
       <w:r>
         <w:rPr>
           <w:b/>
           <w:bCs/>
-          <w:sz w:val="26"/>
-          <w:szCs w:val="26"/>
-        </w:rPr>
-        <w:t xml:space="preserve">генерал-полковника Рублева Владислава</w:t>
-      </w:r>
-      <w:r>
-        <w:rPr>
-          <w:sz w:val="26"/>
-          <w:szCs w:val="26"/>
-        </w:rPr>
-        <w:t xml:space="preserve">, [должность, ведомство], служебное удостоверение № 1320, паспорт серия [____] № [______].</w:t>
-      </w:r>
-    </w:p>
-    <w:p>
-      <w:pPr>
-        <w:keepNext w:val="false"/>
-        <w:keepLines/>
-        <w:spacing w:after="100" w:before="0" w:line="264"/>
+          <w:sz w:val="24"/>
+          <w:szCs w:val="24"/>
+        </w:rPr>
+        <w:t xml:space="preserve">I. ПРИЛОЖЕНИЯ К ОБРАЩЕНИЮ</w:t>
+      </w:r>
+    </w:p>
+    <w:p>
+      <w:pPr>
+        <w:keepNext w:val="false"/>
+        <w:keepLines/>
+        <w:spacing w:after="60" w:before="0" w:line="252"/>
         <w:ind w:left="0" w:firstLine="709"/>
         <w:jc w:val="both"/>
       </w:pPr>
       <w:r>
         <w:rPr>
-          <w:sz w:val="26"/>
-          <w:szCs w:val="26"/>
-        </w:rPr>
-        <w:t xml:space="preserve">К настоящему обращению прикладываю необходимую документацию и даю необходимые пояснения. Настоящим заверяю, что все показания, пояснения и документация являются подлинными.</w:t>
-      </w:r>
-    </w:p>
-    <w:p>
-      <w:pPr>
-        <w:keepNext/>
-        <w:keepLines/>
-        <w:spacing w:after="120" w:before="200" w:line="264"/>
-        <w:ind w:left="0" w:firstLine="0"/>
-        <w:jc w:val="center"/>
-      </w:pPr>
-      <w:r>
-        <w:rPr>
-          <w:b/>
-          <w:bCs/>
-          <w:sz w:val="26"/>
-          <w:szCs w:val="26"/>
-        </w:rPr>
-        <w:t xml:space="preserve">I. ПРИЛОЖЕНИЯ К ОБРАЩЕНИЮ</w:t>
-      </w:r>
-    </w:p>
-    <w:p>
-      <w:pPr>
-        <w:keepNext w:val="false"/>
-        <w:keepLines/>
-        <w:spacing w:after="80" w:before="0" w:line="264"/>
+          <w:sz w:val="24"/>
+          <w:szCs w:val="24"/>
+        </w:rPr>
+        <w:t xml:space="preserve">1. Ксерокопия документов, удостоверяющих личность: служебное удостоверение ФСБ № 34330, паспорт — ____________________.</w:t>
+      </w:r>
+    </w:p>
+    <w:p>
+      <w:pPr>
+        <w:keepNext w:val="false"/>
+        <w:keepLines/>
+        <w:spacing w:after="60" w:before="0" w:line="252"/>
         <w:ind w:left="0" w:firstLine="709"/>
         <w:jc w:val="both"/>
       </w:pPr>
       <w:r>
         <w:rPr>
-          <w:sz w:val="26"/>
-          <w:szCs w:val="26"/>
-        </w:rPr>
-        <w:t xml:space="preserve">1. Ксерокопия документов, удостоверяющих личность: служебное удостоверение ФСБ № 34330 — [ссылка]; паспорт — [ссылка].</w:t>
-      </w:r>
-    </w:p>
-    <w:p>
-      <w:pPr>
-        <w:keepNext w:val="false"/>
-        <w:keepLines/>
-        <w:spacing w:after="80" w:before="0" w:line="264"/>
+          <w:sz w:val="24"/>
+          <w:szCs w:val="24"/>
+        </w:rPr>
+        <w:t xml:space="preserve">2. Электронная почта: ____________________.</w:t>
+      </w:r>
+    </w:p>
+    <w:p>
+      <w:pPr>
+        <w:keepNext w:val="false"/>
+        <w:keepLines/>
+        <w:spacing w:after="60" w:before="0" w:line="252"/>
         <w:ind w:left="0" w:firstLine="709"/>
         <w:jc w:val="both"/>
       </w:pPr>
       <w:r>
         <w:rPr>
-          <w:sz w:val="26"/>
-          <w:szCs w:val="26"/>
-        </w:rPr>
-        <w:t xml:space="preserve">2. Электронная почта: [__________].</w:t>
-      </w:r>
-    </w:p>
-    <w:p>
-      <w:pPr>
-        <w:keepNext w:val="false"/>
-        <w:keepLines/>
-        <w:spacing w:after="80" w:before="0" w:line="264"/>
+          <w:sz w:val="24"/>
+          <w:szCs w:val="24"/>
+        </w:rPr>
+        <w:t xml:space="preserve">3. Номер телефона: ____________________.</w:t>
+      </w:r>
+    </w:p>
+    <w:p>
+      <w:pPr>
+        <w:keepNext w:val="false"/>
+        <w:keepLines/>
+        <w:spacing w:after="60" w:before="0" w:line="252"/>
         <w:ind w:left="0" w:firstLine="709"/>
         <w:jc w:val="both"/>
       </w:pPr>
       <w:r>
         <w:rPr>
-          <w:sz w:val="26"/>
-          <w:szCs w:val="26"/>
-        </w:rPr>
-        <w:t xml:space="preserve">3. Номер телефона: [__________].</w:t>
-      </w:r>
-    </w:p>
-    <w:p>
-      <w:pPr>
-        <w:keepNext w:val="false"/>
-        <w:keepLines/>
-        <w:spacing w:after="80" w:before="0" w:line="264"/>
+          <w:sz w:val="24"/>
+          <w:szCs w:val="24"/>
+        </w:rPr>
+        <w:t xml:space="preserve">4. Место нахождения: г. Москва, ул. Большая Лубянка, д. 27 (здание ФСБ РО).</w:t>
+      </w:r>
+    </w:p>
+    <w:p>
+      <w:pPr>
+        <w:keepNext w:val="false"/>
+        <w:keepLines/>
+        <w:spacing w:after="60" w:before="0" w:line="252"/>
         <w:ind w:left="0" w:firstLine="709"/>
         <w:jc w:val="both"/>
       </w:pPr>
       <w:r>
         <w:rPr>
-          <w:sz w:val="26"/>
-          <w:szCs w:val="26"/>
-        </w:rPr>
-        <w:t xml:space="preserve">4. Место нахождения: г. Москва, ул. Большая Лубянка, д. 27 (здание ФСБ РО).</w:t>
-      </w:r>
-    </w:p>
-    <w:p>
-      <w:pPr>
-        <w:keepNext w:val="false"/>
-        <w:keepLines/>
-        <w:spacing w:after="80" w:before="0" w:line="264"/>
+          <w:sz w:val="24"/>
+          <w:szCs w:val="24"/>
+        </w:rPr>
+        <w:t xml:space="preserve">5. Документ о полномочиях: поручение руководителя ССКБ УСБ-М от «____» __________ 2026 г. № 011 ______.</w:t>
+      </w:r>
+    </w:p>
+    <w:p>
+      <w:pPr>
+        <w:keepNext w:val="false"/>
+        <w:keepLines/>
+        <w:spacing w:after="60" w:before="0" w:line="252"/>
         <w:ind w:left="0" w:firstLine="709"/>
         <w:jc w:val="both"/>
       </w:pPr>
       <w:r>
         <w:rPr>
-          <w:sz w:val="26"/>
-          <w:szCs w:val="26"/>
-        </w:rPr>
-        <w:t xml:space="preserve">5. Документ о полномочиях (вместо договора о представлении интересов): поручение руководителя ССКБ УСБ-М от [дата] № [номер] — [ссылка].</w:t>
-      </w:r>
-    </w:p>
-    <w:p>
-      <w:pPr>
-        <w:keepNext w:val="false"/>
-        <w:keepLines/>
-        <w:spacing w:after="80" w:before="0" w:line="264"/>
+          <w:sz w:val="24"/>
+          <w:szCs w:val="24"/>
+        </w:rPr>
+        <w:t xml:space="preserve">6. Доказательные материалы — в таблице ниже. Для видеозаписей длиннее 2 минут указаны тайм-коды начала и окончания каждого эпизода.</w:t>
+      </w:r>
+    </w:p>
+    <w:p>
+      <w:pPr>
+        <w:keepNext w:val="false"/>
+        <w:keepLines/>
+        <w:spacing w:after="60" w:before="0" w:line="252"/>
         <w:ind w:left="0" w:firstLine="709"/>
         <w:jc w:val="both"/>
       </w:pPr>
       <w:r>
         <w:rPr>
-          <w:sz w:val="26"/>
-          <w:szCs w:val="26"/>
-        </w:rPr>
-        <w:t xml:space="preserve">6. Доказательные материалы — в таблице ниже. Для видеозаписей длиннее 2 минут указаны тайм-коды начала и окончания каждого эпизода.</w:t>
-      </w:r>
-    </w:p>
-    <w:p>
-      <w:pPr>
-        <w:keepNext w:val="false"/>
-        <w:keepLines/>
-        <w:spacing w:after="80" w:before="0" w:line="264"/>
-        <w:ind w:left="0" w:firstLine="709"/>
-        <w:jc w:val="both"/>
-      </w:pPr>
-      <w:r>
-        <w:rPr>
-          <w:sz w:val="26"/>
-          <w:szCs w:val="26"/>
+          <w:sz w:val="24"/>
+          <w:szCs w:val="24"/>
         </w:rPr>
         <w:t xml:space="preserve">7. Подробное описание деяния — раздел II.</w:t>
       </w:r>
     </w:p>
     <w:tbl>
       <w:tblPr>
-        <w:tblW w:type="dxa" w:w="9355"/>
+        <w:tblW w:type="dxa" w:w="9356"/>
         <w:tblBorders>
           <w:top w:val="single" w:color="auto" w:sz="4"/>
           <w:left w:val="single" w:color="auto" w:sz="4"/>
@@ -407,10 +486,10 @@
         </w:tblBorders>
       </w:tblPr>
       <w:tblGrid>
-        <w:gridCol w:w="600"/>
+        <w:gridCol w:w="550"/>
         <w:gridCol w:w="3000"/>
-        <w:gridCol w:w="2000"/>
-        <w:gridCol w:w="3755"/>
+        <w:gridCol w:w="2100"/>
+        <w:gridCol w:w="3706"/>
       </w:tblGrid>
       <w:tr>
         <w:trPr>
@@ -418,7 +497,7 @@
         </w:trPr>
         <w:tc>
           <w:tcPr>
-            <w:tcW w:type="dxa" w:w="600"/>
+            <w:tcW w:type="dxa" w:w="550"/>
             <w:tcBorders>
               <w:top w:val="single" w:color="000000" w:sz="4"/>
               <w:left w:val="single" w:color="000000" w:sz="4"/>
@@ -426,9 +505,9 @@
               <w:right w:val="single" w:color="000000" w:sz="4"/>
             </w:tcBorders>
             <w:tcMar>
-              <w:top w:type="dxa" w:w="60"/>
+              <w:top w:type="dxa" w:w="50"/>
               <w:left w:type="dxa" w:w="90"/>
-              <w:bottom w:type="dxa" w:w="60"/>
+              <w:bottom w:type="dxa" w:w="50"/>
               <w:right w:type="dxa" w:w="90"/>
             </w:tcMar>
           </w:tcPr>
@@ -440,8 +519,8 @@
               <w:rPr>
                 <w:b/>
                 <w:bCs/>
-                <w:sz w:val="22"/>
-                <w:szCs w:val="22"/>
+                <w:sz w:val="20"/>
+                <w:szCs w:val="20"/>
               </w:rPr>
               <w:t xml:space="preserve">№</w:t>
             </w:r>
@@ -457,9 +536,9 @@
               <w:right w:val="single" w:color="000000" w:sz="4"/>
             </w:tcBorders>
             <w:tcMar>
-              <w:top w:type="dxa" w:w="60"/>
+              <w:top w:type="dxa" w:w="50"/>
               <w:left w:type="dxa" w:w="90"/>
-              <w:bottom w:type="dxa" w:w="60"/>
+              <w:bottom w:type="dxa" w:w="50"/>
               <w:right w:type="dxa" w:w="90"/>
             </w:tcMar>
           </w:tcPr>
@@ -471,8 +550,8 @@
               <w:rPr>
                 <w:b/>
                 <w:bCs/>
-                <w:sz w:val="22"/>
-                <w:szCs w:val="22"/>
+                <w:sz w:val="20"/>
+                <w:szCs w:val="20"/>
               </w:rPr>
               <w:t xml:space="preserve">Материал</w:t>
             </w:r>
@@ -480,7 +559,7 @@
         </w:tc>
         <w:tc>
           <w:tcPr>
-            <w:tcW w:type="dxa" w:w="2000"/>
+            <w:tcW w:type="dxa" w:w="2100"/>
             <w:tcBorders>
               <w:top w:val="single" w:color="000000" w:sz="4"/>
               <w:left w:val="single" w:color="000000" w:sz="4"/>
@@ -488,9 +567,9 @@
               <w:right w:val="single" w:color="000000" w:sz="4"/>
             </w:tcBorders>
             <w:tcMar>
-              <w:top w:type="dxa" w:w="60"/>
+              <w:top w:type="dxa" w:w="50"/>
               <w:left w:type="dxa" w:w="90"/>
-              <w:bottom w:type="dxa" w:w="60"/>
+              <w:bottom w:type="dxa" w:w="50"/>
               <w:right w:type="dxa" w:w="90"/>
             </w:tcMar>
           </w:tcPr>
@@ -502,8 +581,8 @@
               <w:rPr>
                 <w:b/>
                 <w:bCs/>
-                <w:sz w:val="22"/>
-                <w:szCs w:val="22"/>
+                <w:sz w:val="20"/>
+                <w:szCs w:val="20"/>
               </w:rPr>
               <w:t xml:space="preserve">Ссылка</w:t>
             </w:r>
@@ -511,7 +590,7 @@
         </w:tc>
         <w:tc>
           <w:tcPr>
-            <w:tcW w:type="dxa" w:w="3755"/>
+            <w:tcW w:type="dxa" w:w="3706"/>
             <w:tcBorders>
               <w:top w:val="single" w:color="000000" w:sz="4"/>
               <w:left w:val="single" w:color="000000" w:sz="4"/>
@@ -519,9 +598,9 @@
               <w:right w:val="single" w:color="000000" w:sz="4"/>
             </w:tcBorders>
             <w:tcMar>
-              <w:top w:type="dxa" w:w="60"/>
+              <w:top w:type="dxa" w:w="50"/>
               <w:left w:type="dxa" w:w="90"/>
-              <w:bottom w:type="dxa" w:w="60"/>
+              <w:bottom w:type="dxa" w:w="50"/>
               <w:right w:type="dxa" w:w="90"/>
             </w:tcMar>
           </w:tcPr>
@@ -533,10 +612,10 @@
               <w:rPr>
                 <w:b/>
                 <w:bCs/>
-                <w:sz w:val="22"/>
-                <w:szCs w:val="22"/>
+                <w:sz w:val="20"/>
+                <w:szCs w:val="20"/>
               </w:rPr>
-              <w:t xml:space="preserve">Тайм-коды и что на них видно</w:t>
+              <w:t xml:space="preserve">Тайм-коды и что зафиксировано</w:t>
             </w:r>
           </w:p>
         </w:tc>
@@ -547,7 +626,7 @@
         </w:trPr>
         <w:tc>
           <w:tcPr>
-            <w:tcW w:type="dxa" w:w="600"/>
+            <w:tcW w:type="dxa" w:w="550"/>
             <w:tcBorders>
               <w:top w:val="single" w:color="000000" w:sz="4"/>
               <w:left w:val="single" w:color="000000" w:sz="4"/>
@@ -555,9 +634,9 @@
               <w:right w:val="single" w:color="000000" w:sz="4"/>
             </w:tcBorders>
             <w:tcMar>
-              <w:top w:type="dxa" w:w="60"/>
+              <w:top w:type="dxa" w:w="50"/>
               <w:left w:type="dxa" w:w="90"/>
-              <w:bottom w:type="dxa" w:w="60"/>
+              <w:bottom w:type="dxa" w:w="50"/>
               <w:right w:type="dxa" w:w="90"/>
             </w:tcMar>
           </w:tcPr>
@@ -569,8 +648,8 @@
               <w:rPr>
                 <w:b w:val="false"/>
                 <w:bCs w:val="false"/>
-                <w:sz w:val="22"/>
-                <w:szCs w:val="22"/>
+                <w:sz w:val="20"/>
+                <w:szCs w:val="20"/>
               </w:rPr>
               <w:t xml:space="preserve">1</w:t>
             </w:r>
@@ -586,9 +665,9 @@
               <w:right w:val="single" w:color="000000" w:sz="4"/>
             </w:tcBorders>
             <w:tcMar>
-              <w:top w:type="dxa" w:w="60"/>
+              <w:top w:type="dxa" w:w="50"/>
               <w:left w:type="dxa" w:w="90"/>
-              <w:bottom w:type="dxa" w:w="60"/>
+              <w:bottom w:type="dxa" w:w="50"/>
               <w:right w:type="dxa" w:w="90"/>
             </w:tcMar>
           </w:tcPr>
@@ -596,20 +675,11 @@
             <w:pPr>
               <w:jc w:val="left"/>
             </w:pPr>
-            <w:r>
-              <w:rPr>
-                <w:b w:val="false"/>
-                <w:bCs w:val="false"/>
-                <w:sz w:val="22"/>
-                <w:szCs w:val="22"/>
-              </w:rPr>
-              <w:t xml:space="preserve">Видеозапись [чего]</w:t>
-            </w:r>
           </w:p>
         </w:tc>
         <w:tc>
           <w:tcPr>
-            <w:tcW w:type="dxa" w:w="2000"/>
+            <w:tcW w:type="dxa" w:w="2100"/>
             <w:tcBorders>
               <w:top w:val="single" w:color="000000" w:sz="4"/>
               <w:left w:val="single" w:color="000000" w:sz="4"/>
@@ -617,9 +687,9 @@
               <w:right w:val="single" w:color="000000" w:sz="4"/>
             </w:tcBorders>
             <w:tcMar>
-              <w:top w:type="dxa" w:w="60"/>
+              <w:top w:type="dxa" w:w="50"/>
               <w:left w:type="dxa" w:w="90"/>
-              <w:bottom w:type="dxa" w:w="60"/>
+              <w:bottom w:type="dxa" w:w="50"/>
               <w:right w:type="dxa" w:w="90"/>
             </w:tcMar>
           </w:tcPr>
@@ -627,20 +697,11 @@
             <w:pPr>
               <w:jc w:val="left"/>
             </w:pPr>
-            <w:r>
-              <w:rPr>
-                <w:b w:val="false"/>
-                <w:bCs w:val="false"/>
-                <w:sz w:val="22"/>
-                <w:szCs w:val="22"/>
-              </w:rPr>
-              <w:t xml:space="preserve">[ссылка]</w:t>
-            </w:r>
           </w:p>
         </w:tc>
         <w:tc>
           <w:tcPr>
-            <w:tcW w:type="dxa" w:w="3755"/>
+            <w:tcW w:type="dxa" w:w="3706"/>
             <w:tcBorders>
               <w:top w:val="single" w:color="000000" w:sz="4"/>
               <w:left w:val="single" w:color="000000" w:sz="4"/>
@@ -648,9 +709,9 @@
               <w:right w:val="single" w:color="000000" w:sz="4"/>
             </w:tcBorders>
             <w:tcMar>
-              <w:top w:type="dxa" w:w="60"/>
+              <w:top w:type="dxa" w:w="50"/>
               <w:left w:type="dxa" w:w="90"/>
-              <w:bottom w:type="dxa" w:w="60"/>
+              <w:bottom w:type="dxa" w:w="50"/>
               <w:right w:type="dxa" w:w="90"/>
             </w:tcMar>
           </w:tcPr>
@@ -658,15 +719,6 @@
             <w:pPr>
               <w:jc w:val="left"/>
             </w:pPr>
-            <w:r>
-              <w:rPr>
-                <w:b w:val="false"/>
-                <w:bCs w:val="false"/>
-                <w:sz w:val="22"/>
-                <w:szCs w:val="22"/>
-              </w:rPr>
-              <w:t xml:space="preserve">[00:00–00:00] — [что зафиксировано]</w:t>
-            </w:r>
           </w:p>
         </w:tc>
       </w:tr>
@@ -676,7 +728,7 @@
         </w:trPr>
         <w:tc>
           <w:tcPr>
-            <w:tcW w:type="dxa" w:w="600"/>
+            <w:tcW w:type="dxa" w:w="550"/>
             <w:tcBorders>
               <w:top w:val="single" w:color="000000" w:sz="4"/>
               <w:left w:val="single" w:color="000000" w:sz="4"/>
@@ -684,9 +736,9 @@
               <w:right w:val="single" w:color="000000" w:sz="4"/>
             </w:tcBorders>
             <w:tcMar>
-              <w:top w:type="dxa" w:w="60"/>
+              <w:top w:type="dxa" w:w="50"/>
               <w:left w:type="dxa" w:w="90"/>
-              <w:bottom w:type="dxa" w:w="60"/>
+              <w:bottom w:type="dxa" w:w="50"/>
               <w:right w:type="dxa" w:w="90"/>
             </w:tcMar>
           </w:tcPr>
@@ -698,8 +750,8 @@
               <w:rPr>
                 <w:b w:val="false"/>
                 <w:bCs w:val="false"/>
-                <w:sz w:val="22"/>
-                <w:szCs w:val="22"/>
+                <w:sz w:val="20"/>
+                <w:szCs w:val="20"/>
               </w:rPr>
               <w:t xml:space="preserve">2</w:t>
             </w:r>
@@ -715,9 +767,9 @@
               <w:right w:val="single" w:color="000000" w:sz="4"/>
             </w:tcBorders>
             <w:tcMar>
-              <w:top w:type="dxa" w:w="60"/>
+              <w:top w:type="dxa" w:w="50"/>
               <w:left w:type="dxa" w:w="90"/>
-              <w:bottom w:type="dxa" w:w="60"/>
+              <w:bottom w:type="dxa" w:w="50"/>
               <w:right w:type="dxa" w:w="90"/>
             </w:tcMar>
           </w:tcPr>
@@ -725,20 +777,11 @@
             <w:pPr>
               <w:jc w:val="left"/>
             </w:pPr>
-            <w:r>
-              <w:rPr>
-                <w:b w:val="false"/>
-                <w:bCs w:val="false"/>
-                <w:sz w:val="22"/>
-                <w:szCs w:val="22"/>
-              </w:rPr>
-              <w:t xml:space="preserve">Видеозапись [чего]</w:t>
-            </w:r>
           </w:p>
         </w:tc>
         <w:tc>
           <w:tcPr>
-            <w:tcW w:type="dxa" w:w="2000"/>
+            <w:tcW w:type="dxa" w:w="2100"/>
             <w:tcBorders>
               <w:top w:val="single" w:color="000000" w:sz="4"/>
               <w:left w:val="single" w:color="000000" w:sz="4"/>
@@ -746,9 +789,9 @@
               <w:right w:val="single" w:color="000000" w:sz="4"/>
             </w:tcBorders>
             <w:tcMar>
-              <w:top w:type="dxa" w:w="60"/>
+              <w:top w:type="dxa" w:w="50"/>
               <w:left w:type="dxa" w:w="90"/>
-              <w:bottom w:type="dxa" w:w="60"/>
+              <w:bottom w:type="dxa" w:w="50"/>
               <w:right w:type="dxa" w:w="90"/>
             </w:tcMar>
           </w:tcPr>
@@ -756,20 +799,11 @@
             <w:pPr>
               <w:jc w:val="left"/>
             </w:pPr>
-            <w:r>
-              <w:rPr>
-                <w:b w:val="false"/>
-                <w:bCs w:val="false"/>
-                <w:sz w:val="22"/>
-                <w:szCs w:val="22"/>
-              </w:rPr>
-              <w:t xml:space="preserve">[ссылка]</w:t>
-            </w:r>
           </w:p>
         </w:tc>
         <w:tc>
           <w:tcPr>
-            <w:tcW w:type="dxa" w:w="3755"/>
+            <w:tcW w:type="dxa" w:w="3706"/>
             <w:tcBorders>
               <w:top w:val="single" w:color="000000" w:sz="4"/>
               <w:left w:val="single" w:color="000000" w:sz="4"/>
@@ -777,9 +811,9 @@
               <w:right w:val="single" w:color="000000" w:sz="4"/>
             </w:tcBorders>
             <w:tcMar>
-              <w:top w:type="dxa" w:w="60"/>
+              <w:top w:type="dxa" w:w="50"/>
               <w:left w:type="dxa" w:w="90"/>
-              <w:bottom w:type="dxa" w:w="60"/>
+              <w:bottom w:type="dxa" w:w="50"/>
               <w:right w:type="dxa" w:w="90"/>
             </w:tcMar>
           </w:tcPr>
@@ -787,15 +821,6 @@
             <w:pPr>
               <w:jc w:val="left"/>
             </w:pPr>
-            <w:r>
-              <w:rPr>
-                <w:b w:val="false"/>
-                <w:bCs w:val="false"/>
-                <w:sz w:val="22"/>
-                <w:szCs w:val="22"/>
-              </w:rPr>
-              <w:t xml:space="preserve">[00:00–00:00] — [что зафиксировано]</w:t>
-            </w:r>
           </w:p>
         </w:tc>
       </w:tr>
@@ -805,7 +830,7 @@
         </w:trPr>
         <w:tc>
           <w:tcPr>
-            <w:tcW w:type="dxa" w:w="600"/>
+            <w:tcW w:type="dxa" w:w="550"/>
             <w:tcBorders>
               <w:top w:val="single" w:color="000000" w:sz="4"/>
               <w:left w:val="single" w:color="000000" w:sz="4"/>
@@ -813,9 +838,9 @@
               <w:right w:val="single" w:color="000000" w:sz="4"/>
             </w:tcBorders>
             <w:tcMar>
-              <w:top w:type="dxa" w:w="60"/>
+              <w:top w:type="dxa" w:w="50"/>
               <w:left w:type="dxa" w:w="90"/>
-              <w:bottom w:type="dxa" w:w="60"/>
+              <w:bottom w:type="dxa" w:w="50"/>
               <w:right w:type="dxa" w:w="90"/>
             </w:tcMar>
           </w:tcPr>
@@ -827,8 +852,8 @@
               <w:rPr>
                 <w:b w:val="false"/>
                 <w:bCs w:val="false"/>
-                <w:sz w:val="22"/>
-                <w:szCs w:val="22"/>
+                <w:sz w:val="20"/>
+                <w:szCs w:val="20"/>
               </w:rPr>
               <w:t xml:space="preserve">3</w:t>
             </w:r>
@@ -844,9 +869,9 @@
               <w:right w:val="single" w:color="000000" w:sz="4"/>
             </w:tcBorders>
             <w:tcMar>
-              <w:top w:type="dxa" w:w="60"/>
+              <w:top w:type="dxa" w:w="50"/>
               <w:left w:type="dxa" w:w="90"/>
-              <w:bottom w:type="dxa" w:w="60"/>
+              <w:bottom w:type="dxa" w:w="50"/>
               <w:right w:type="dxa" w:w="90"/>
             </w:tcMar>
           </w:tcPr>
@@ -854,20 +879,11 @@
             <w:pPr>
               <w:jc w:val="left"/>
             </w:pPr>
-            <w:r>
-              <w:rPr>
-                <w:b w:val="false"/>
-                <w:bCs w:val="false"/>
-                <w:sz w:val="22"/>
-                <w:szCs w:val="22"/>
-              </w:rPr>
-              <w:t xml:space="preserve">Документы, подтверждающие должностные обязанности (приказ, устав, закон)</w:t>
-            </w:r>
           </w:p>
         </w:tc>
         <w:tc>
           <w:tcPr>
-            <w:tcW w:type="dxa" w:w="2000"/>
+            <w:tcW w:type="dxa" w:w="2100"/>
             <w:tcBorders>
               <w:top w:val="single" w:color="000000" w:sz="4"/>
               <w:left w:val="single" w:color="000000" w:sz="4"/>
@@ -875,9 +891,9 @@
               <w:right w:val="single" w:color="000000" w:sz="4"/>
             </w:tcBorders>
             <w:tcMar>
-              <w:top w:type="dxa" w:w="60"/>
+              <w:top w:type="dxa" w:w="50"/>
               <w:left w:type="dxa" w:w="90"/>
-              <w:bottom w:type="dxa" w:w="60"/>
+              <w:bottom w:type="dxa" w:w="50"/>
               <w:right w:type="dxa" w:w="90"/>
             </w:tcMar>
           </w:tcPr>
@@ -885,20 +901,11 @@
             <w:pPr>
               <w:jc w:val="left"/>
             </w:pPr>
-            <w:r>
-              <w:rPr>
-                <w:b w:val="false"/>
-                <w:bCs w:val="false"/>
-                <w:sz w:val="22"/>
-                <w:szCs w:val="22"/>
-              </w:rPr>
-              <w:t xml:space="preserve">[ссылка]</w:t>
-            </w:r>
           </w:p>
         </w:tc>
         <w:tc>
           <w:tcPr>
-            <w:tcW w:type="dxa" w:w="3755"/>
+            <w:tcW w:type="dxa" w:w="3706"/>
             <w:tcBorders>
               <w:top w:val="single" w:color="000000" w:sz="4"/>
               <w:left w:val="single" w:color="000000" w:sz="4"/>
@@ -906,9 +913,9 @@
               <w:right w:val="single" w:color="000000" w:sz="4"/>
             </w:tcBorders>
             <w:tcMar>
-              <w:top w:type="dxa" w:w="60"/>
+              <w:top w:type="dxa" w:w="50"/>
               <w:left w:type="dxa" w:w="90"/>
-              <w:bottom w:type="dxa" w:w="60"/>
+              <w:bottom w:type="dxa" w:w="50"/>
               <w:right w:type="dxa" w:w="90"/>
             </w:tcMar>
           </w:tcPr>
@@ -916,15 +923,6 @@
             <w:pPr>
               <w:jc w:val="left"/>
             </w:pPr>
-            <w:r>
-              <w:rPr>
-                <w:b w:val="false"/>
-                <w:bCs w:val="false"/>
-                <w:sz w:val="22"/>
-                <w:szCs w:val="22"/>
-              </w:rPr>
-              <w:t xml:space="preserve">[пункт, которым установлена обязанность]</w:t>
-            </w:r>
           </w:p>
         </w:tc>
       </w:tr>
@@ -934,7 +932,7 @@
         </w:trPr>
         <w:tc>
           <w:tcPr>
-            <w:tcW w:type="dxa" w:w="600"/>
+            <w:tcW w:type="dxa" w:w="550"/>
             <w:tcBorders>
               <w:top w:val="single" w:color="000000" w:sz="4"/>
               <w:left w:val="single" w:color="000000" w:sz="4"/>
@@ -942,9 +940,9 @@
               <w:right w:val="single" w:color="000000" w:sz="4"/>
             </w:tcBorders>
             <w:tcMar>
-              <w:top w:type="dxa" w:w="60"/>
+              <w:top w:type="dxa" w:w="50"/>
               <w:left w:type="dxa" w:w="90"/>
-              <w:bottom w:type="dxa" w:w="60"/>
+              <w:bottom w:type="dxa" w:w="50"/>
               <w:right w:type="dxa" w:w="90"/>
             </w:tcMar>
           </w:tcPr>
@@ -956,8 +954,8 @@
               <w:rPr>
                 <w:b w:val="false"/>
                 <w:bCs w:val="false"/>
-                <w:sz w:val="22"/>
-                <w:szCs w:val="22"/>
+                <w:sz w:val="20"/>
+                <w:szCs w:val="20"/>
               </w:rPr>
               <w:t xml:space="preserve">4</w:t>
             </w:r>
@@ -973,9 +971,9 @@
               <w:right w:val="single" w:color="000000" w:sz="4"/>
             </w:tcBorders>
             <w:tcMar>
-              <w:top w:type="dxa" w:w="60"/>
+              <w:top w:type="dxa" w:w="50"/>
               <w:left w:type="dxa" w:w="90"/>
-              <w:bottom w:type="dxa" w:w="60"/>
+              <w:bottom w:type="dxa" w:w="50"/>
               <w:right w:type="dxa" w:w="90"/>
             </w:tcMar>
           </w:tcPr>
@@ -987,16 +985,16 @@
               <w:rPr>
                 <w:b w:val="false"/>
                 <w:bCs w:val="false"/>
-                <w:sz w:val="22"/>
-                <w:szCs w:val="22"/>
+                <w:sz w:val="20"/>
+                <w:szCs w:val="20"/>
               </w:rPr>
-              <w:t xml:space="preserve">Отчёт о делопроизводстве УСБ-М № [__]</w:t>
+              <w:t xml:space="preserve">Отчёт о делопроизводстве УСБ-М</w:t>
             </w:r>
           </w:p>
         </w:tc>
         <w:tc>
           <w:tcPr>
-            <w:tcW w:type="dxa" w:w="2000"/>
+            <w:tcW w:type="dxa" w:w="2100"/>
             <w:tcBorders>
               <w:top w:val="single" w:color="000000" w:sz="4"/>
               <w:left w:val="single" w:color="000000" w:sz="4"/>
@@ -1004,9 +1002,9 @@
               <w:right w:val="single" w:color="000000" w:sz="4"/>
             </w:tcBorders>
             <w:tcMar>
-              <w:top w:type="dxa" w:w="60"/>
+              <w:top w:type="dxa" w:w="50"/>
               <w:left w:type="dxa" w:w="90"/>
-              <w:bottom w:type="dxa" w:w="60"/>
+              <w:bottom w:type="dxa" w:w="50"/>
               <w:right w:type="dxa" w:w="90"/>
             </w:tcMar>
           </w:tcPr>
@@ -1014,20 +1012,11 @@
             <w:pPr>
               <w:jc w:val="left"/>
             </w:pPr>
-            <w:r>
-              <w:rPr>
-                <w:b w:val="false"/>
-                <w:bCs w:val="false"/>
-                <w:sz w:val="22"/>
-                <w:szCs w:val="22"/>
-              </w:rPr>
-              <w:t xml:space="preserve">[ссылка]</w:t>
-            </w:r>
           </w:p>
         </w:tc>
         <w:tc>
           <w:tcPr>
-            <w:tcW w:type="dxa" w:w="3755"/>
+            <w:tcW w:type="dxa" w:w="3706"/>
             <w:tcBorders>
               <w:top w:val="single" w:color="000000" w:sz="4"/>
               <w:left w:val="single" w:color="000000" w:sz="4"/>
@@ -1035,9 +1024,9 @@
               <w:right w:val="single" w:color="000000" w:sz="4"/>
             </w:tcBorders>
             <w:tcMar>
-              <w:top w:type="dxa" w:w="60"/>
+              <w:top w:type="dxa" w:w="50"/>
               <w:left w:type="dxa" w:w="90"/>
-              <w:bottom w:type="dxa" w:w="60"/>
+              <w:bottom w:type="dxa" w:w="50"/>
               <w:right w:type="dxa" w:w="90"/>
             </w:tcMar>
           </w:tcPr>
@@ -1049,8 +1038,8 @@
               <w:rPr>
                 <w:b w:val="false"/>
                 <w:bCs w:val="false"/>
-                <w:sz w:val="22"/>
-                <w:szCs w:val="22"/>
+                <w:sz w:val="20"/>
+                <w:szCs w:val="20"/>
               </w:rPr>
               <w:t xml:space="preserve">Подтверждает, что проверка ведётся уполномоченными лицами</w:t>
             </w:r>
@@ -1062,23 +1051,23 @@
       <w:pPr>
         <w:keepNext w:val="false"/>
         <w:keepLines/>
-        <w:spacing w:after="100" w:before="120" w:line="264"/>
+        <w:spacing w:after="80" w:before="120" w:line="252"/>
         <w:ind w:left="0" w:firstLine="709"/>
         <w:jc w:val="both"/>
       </w:pPr>
       <w:r>
         <w:rPr>
-          <w:sz w:val="26"/>
-          <w:szCs w:val="26"/>
-        </w:rPr>
-        <w:t xml:space="preserve">Материалы получены в ходе проверки, проводимой УСБ-М, что подтверждается отчётом о делопроизводстве (материал № 4). В соответствии с Регламентом подачи обращений срок 48 часов на данное обращение не распространяется.</w:t>
+          <w:sz w:val="24"/>
+          <w:szCs w:val="24"/>
+        </w:rPr>
+        <w:t xml:space="preserve">Материалы получены в ходе проверки, проводимой УСБ-М, что подтверждается отчётом о делопроизводстве. В соответствии с Регламентом подачи обращений в прокуратуру срок 48 часов на данное обращение не распространяется.</w:t>
       </w:r>
     </w:p>
     <w:p>
       <w:pPr>
         <w:keepNext/>
         <w:keepLines/>
-        <w:spacing w:after="120" w:before="200" w:line="264"/>
+        <w:spacing w:after="120" w:before="200" w:line="252"/>
         <w:ind w:left="0" w:firstLine="0"/>
         <w:jc w:val="center"/>
       </w:pPr>
@@ -1086,8 +1075,8 @@
         <w:rPr>
           <w:b/>
           <w:bCs/>
-          <w:sz w:val="26"/>
-          <w:szCs w:val="26"/>
+          <w:sz w:val="24"/>
+          <w:szCs w:val="24"/>
         </w:rPr>
         <w:t xml:space="preserve">II. ОПИСАНИЕ ДЕЯНИЯ</w:t>
       </w:r>
@@ -1096,370 +1085,356 @@
       <w:pPr>
         <w:keepNext w:val="false"/>
         <w:keepLines/>
-        <w:spacing w:after="80" w:before="0" w:line="264"/>
-        <w:ind w:left="0" w:firstLine="709"/>
-        <w:jc w:val="both"/>
-      </w:pPr>
-      <w:r>
-        <w:rPr>
-          <w:sz w:val="26"/>
-          <w:szCs w:val="26"/>
-        </w:rPr>
-        <w:t xml:space="preserve">1. </w:t>
-      </w:r>
+        <w:spacing w:after="80" w:before="0" w:line="252"/>
+        <w:ind w:left="0" w:firstLine="0"/>
+        <w:jc w:val="both"/>
+      </w:pPr>
+      <w:r>
+        <w:rPr>
+          <w:i/>
+          <w:iCs/>
+          <w:sz w:val="16"/>
+          <w:szCs w:val="16"/>
+        </w:rPr>
+        <w:t xml:space="preserve">Излагаются: основание статуса неприкосновенности (часть ст. 1.1); обязанность, которую должностное лицо было обязано исполнить, и каким актом она установлена; дата, время, место; в чём выразилось неисполнение или ненадлежащее исполнение; какие права, интересы или ущерб последовали; почему последствия наступили именно из-за этого; каким материалом подтверждается каждый факт.</w:t>
+      </w:r>
+    </w:p>
+    <w:p>
+      <w:pPr>
+        <w:keepNext w:val="false"/>
+        <w:keepLines/>
+        <w:spacing w:after="40" w:before="0" w:line="252"/>
+        <w:ind w:left="0" w:firstLine="0"/>
+        <w:jc w:val="both"/>
+      </w:pPr>
+      <w:r>
+        <w:rPr>
+          <w:sz w:val="24"/>
+          <w:szCs w:val="24"/>
+        </w:rPr>
+        <w:t xml:space="preserve">____________________________________________________________________________</w:t>
+      </w:r>
+    </w:p>
+    <w:p>
+      <w:pPr>
+        <w:keepNext w:val="false"/>
+        <w:keepLines/>
+        <w:spacing w:after="40" w:before="0" w:line="252"/>
+        <w:ind w:left="0" w:firstLine="0"/>
+        <w:jc w:val="both"/>
+      </w:pPr>
+      <w:r>
+        <w:rPr>
+          <w:sz w:val="24"/>
+          <w:szCs w:val="24"/>
+        </w:rPr>
+        <w:t xml:space="preserve">____________________________________________________________________________</w:t>
+      </w:r>
+    </w:p>
+    <w:p>
+      <w:pPr>
+        <w:keepNext w:val="false"/>
+        <w:keepLines/>
+        <w:spacing w:after="40" w:before="0" w:line="252"/>
+        <w:ind w:left="0" w:firstLine="0"/>
+        <w:jc w:val="both"/>
+      </w:pPr>
+      <w:r>
+        <w:rPr>
+          <w:sz w:val="24"/>
+          <w:szCs w:val="24"/>
+        </w:rPr>
+        <w:t xml:space="preserve">____________________________________________________________________________</w:t>
+      </w:r>
+    </w:p>
+    <w:p>
+      <w:pPr>
+        <w:keepNext w:val="false"/>
+        <w:keepLines/>
+        <w:spacing w:after="40" w:before="0" w:line="252"/>
+        <w:ind w:left="0" w:firstLine="0"/>
+        <w:jc w:val="both"/>
+      </w:pPr>
+      <w:r>
+        <w:rPr>
+          <w:sz w:val="24"/>
+          <w:szCs w:val="24"/>
+        </w:rPr>
+        <w:t xml:space="preserve">____________________________________________________________________________</w:t>
+      </w:r>
+    </w:p>
+    <w:p>
+      <w:pPr>
+        <w:keepNext w:val="false"/>
+        <w:keepLines/>
+        <w:spacing w:after="40" w:before="0" w:line="252"/>
+        <w:ind w:left="0" w:firstLine="0"/>
+        <w:jc w:val="both"/>
+      </w:pPr>
+      <w:r>
+        <w:rPr>
+          <w:sz w:val="24"/>
+          <w:szCs w:val="24"/>
+        </w:rPr>
+        <w:t xml:space="preserve">____________________________________________________________________________</w:t>
+      </w:r>
+    </w:p>
+    <w:p>
+      <w:pPr>
+        <w:keepNext w:val="false"/>
+        <w:keepLines/>
+        <w:spacing w:after="40" w:before="0" w:line="252"/>
+        <w:ind w:left="0" w:firstLine="0"/>
+        <w:jc w:val="both"/>
+      </w:pPr>
+      <w:r>
+        <w:rPr>
+          <w:sz w:val="24"/>
+          <w:szCs w:val="24"/>
+        </w:rPr>
+        <w:t xml:space="preserve">____________________________________________________________________________</w:t>
+      </w:r>
+    </w:p>
+    <w:p>
+      <w:pPr>
+        <w:keepNext w:val="false"/>
+        <w:keepLines/>
+        <w:spacing w:after="40" w:before="0" w:line="252"/>
+        <w:ind w:left="0" w:firstLine="0"/>
+        <w:jc w:val="both"/>
+      </w:pPr>
+      <w:r>
+        <w:rPr>
+          <w:sz w:val="24"/>
+          <w:szCs w:val="24"/>
+        </w:rPr>
+        <w:t xml:space="preserve">____________________________________________________________________________</w:t>
+      </w:r>
+    </w:p>
+    <w:p>
+      <w:pPr>
+        <w:keepNext w:val="false"/>
+        <w:keepLines/>
+        <w:spacing w:after="40" w:before="0" w:line="252"/>
+        <w:ind w:left="0" w:firstLine="0"/>
+        <w:jc w:val="both"/>
+      </w:pPr>
+      <w:r>
+        <w:rPr>
+          <w:sz w:val="24"/>
+          <w:szCs w:val="24"/>
+        </w:rPr>
+        <w:t xml:space="preserve">____________________________________________________________________________</w:t>
+      </w:r>
+    </w:p>
+    <w:p>
+      <w:pPr>
+        <w:keepNext/>
+        <w:keepLines/>
+        <w:spacing w:after="120" w:before="200" w:line="252"/>
+        <w:ind w:left="0" w:firstLine="0"/>
+        <w:jc w:val="center"/>
+      </w:pPr>
       <w:r>
         <w:rPr>
           <w:b/>
           <w:bCs/>
-          <w:sz w:val="26"/>
-          <w:szCs w:val="26"/>
-        </w:rPr>
-        <w:t xml:space="preserve">Статус и обязанности.</w:t>
-      </w:r>
-      <w:r>
-        <w:rPr>
-          <w:sz w:val="26"/>
-          <w:szCs w:val="26"/>
-        </w:rPr>
-        <w:t xml:space="preserve"> Рублев Владислав занимает должность [должность, ведомство] и обладает статусом неприкосновенности на основании ч. [__] ст. 1.1 ФЗ «О статусе неприкосновенности должностных лиц». В его обязанности по должности входит [обязанность], установленная [акт, пункт].</w:t>
-      </w:r>
-    </w:p>
-    <w:p>
-      <w:pPr>
-        <w:keepNext w:val="false"/>
-        <w:keepLines/>
-        <w:spacing w:after="80" w:before="0" w:line="264"/>
+          <w:sz w:val="24"/>
+          <w:szCs w:val="24"/>
+        </w:rPr>
+        <w:t xml:space="preserve">III. ПРАВОВОЕ ОБОСНОВАНИЕ</w:t>
+      </w:r>
+    </w:p>
+    <w:p>
+      <w:pPr>
+        <w:keepNext w:val="false"/>
+        <w:keepLines/>
+        <w:spacing w:after="60" w:before="0" w:line="252"/>
         <w:ind w:left="0" w:firstLine="709"/>
         <w:jc w:val="both"/>
       </w:pPr>
       <w:r>
         <w:rPr>
-          <w:sz w:val="26"/>
-          <w:szCs w:val="26"/>
-        </w:rPr>
-        <w:t xml:space="preserve">2. </w:t>
-      </w:r>
+          <w:sz w:val="24"/>
+          <w:szCs w:val="24"/>
+        </w:rPr>
+        <w:t xml:space="preserve">1. Изложенные обстоятельства содержат признаки преступления, предусмотренного ч. 1 ст. 15.6 Уголовного кодекса РО: неисполнение или ненадлежащее исполнение должностным лицом своих обязанностей вследствие недобросовестного или небрежного отношения к службе, повлёкшее существенное нарушение прав и законных интересов граждан или организаций либо охраняемых законом интересов общества или государства. Преступление относится к категории тяжких (ч. 4 ст. 2.2 Уголовного кодекса РО).</w:t>
+      </w:r>
+    </w:p>
+    <w:p>
+      <w:pPr>
+        <w:keepNext w:val="false"/>
+        <w:keepLines/>
+        <w:spacing w:after="60" w:before="0" w:line="252"/>
+        <w:ind w:left="0" w:firstLine="709"/>
+        <w:jc w:val="both"/>
+      </w:pPr>
+      <w:r>
+        <w:rPr>
+          <w:sz w:val="24"/>
+          <w:szCs w:val="24"/>
+        </w:rPr>
+        <w:t xml:space="preserve">2. Рублев Владислав обладает статусом неприкосновенности (ч. ____ ст. 1.1 ФЗ «О статусе неприкосновенности должностных лиц») и не может быть привлечён к уголовной ответственности до приостановления либо ограничения этого статуса (ст. 2.3 указанного закона). Статус снимается ордером Генеральной прокуратуры РО (ст. 3.1, 3.5 указанного закона).</w:t>
+      </w:r>
+    </w:p>
+    <w:p>
+      <w:pPr>
+        <w:keepNext w:val="false"/>
+        <w:keepLines/>
+        <w:spacing w:after="60" w:before="0" w:line="252"/>
+        <w:ind w:left="0" w:firstLine="709"/>
+        <w:jc w:val="both"/>
+      </w:pPr>
+      <w:r>
+        <w:rPr>
+          <w:sz w:val="24"/>
+          <w:szCs w:val="24"/>
+        </w:rPr>
+        <w:t xml:space="preserve">3. Расследование в отношении неприкосновенного лица вправе проводить только Генеральный прокурор, его заместители, Советник Правительства при Генеральном прокуроре РО, а также прокуроры и сотрудники Следственного комитета РО при наличии ордера о разрешении проведения следствия (ст. 3.3 указанного закона). Поэтому УСБ-М передаёт собранные материалы в Генеральную прокуратуру РО (п. «а» ст. 9, ст. 18 ФЗ «О Федеральной службе безопасности»).</w:t>
+      </w:r>
+    </w:p>
+    <w:p>
+      <w:pPr>
+        <w:keepNext w:val="false"/>
+        <w:keepLines/>
+        <w:spacing w:after="60" w:before="0" w:line="252"/>
+        <w:ind w:left="0" w:firstLine="709"/>
+        <w:jc w:val="both"/>
+      </w:pPr>
+      <w:r>
+        <w:rPr>
+          <w:sz w:val="24"/>
+          <w:szCs w:val="24"/>
+        </w:rPr>
+        <w:t xml:space="preserve">4. Основаниями для начала расследования и возбуждения уголовного дела являются материалы, переданные государственным органом, и сведения, полученные в ходе оперативно-розыскных мероприятий (пункт 4 раздела 1.1, пункты 4 и 5 раздела 11.1 Процессуального кодекса).</w:t>
+      </w:r>
+    </w:p>
+    <w:p>
+      <w:pPr>
+        <w:keepNext w:val="false"/>
+        <w:keepLines/>
+        <w:spacing w:after="60" w:before="0" w:line="252"/>
+        <w:ind w:left="0" w:firstLine="709"/>
+        <w:jc w:val="both"/>
+      </w:pPr>
+      <w:r>
+        <w:rPr>
+          <w:sz w:val="24"/>
+          <w:szCs w:val="24"/>
+        </w:rPr>
+        <w:t xml:space="preserve">5. УСБ-М вину не устанавливает. Настоящее обращение содержит сведения о признаках преступления; вопрос о виновности решается в установленном законом порядке (раздел 6.4 Процессуального кодекса).</w:t>
+      </w:r>
+    </w:p>
+    <w:p>
+      <w:pPr>
+        <w:keepNext/>
+        <w:keepLines/>
+        <w:spacing w:after="120" w:before="200" w:line="252"/>
+        <w:ind w:left="0" w:firstLine="0"/>
+        <w:jc w:val="center"/>
+      </w:pPr>
       <w:r>
         <w:rPr>
           <w:b/>
           <w:bCs/>
-          <w:sz w:val="26"/>
-          <w:szCs w:val="26"/>
-        </w:rPr>
-        <w:t xml:space="preserve">Установленные обстоятельства.</w:t>
-      </w:r>
-      <w:r>
-        <w:rPr>
-          <w:sz w:val="26"/>
-          <w:szCs w:val="26"/>
-        </w:rPr>
-        <w:t xml:space="preserve"> [Дата] около [время] по адресу: г. Москва, [место], Рублев Владислав [не исполнил / ненадлежаще исполнил] указанную обязанность, а именно: [конкретные действия или бездействие].</w:t>
-      </w:r>
-    </w:p>
-    <w:p>
-      <w:pPr>
-        <w:keepNext w:val="false"/>
-        <w:keepLines/>
-        <w:spacing w:after="80" w:before="0" w:line="264"/>
+          <w:sz w:val="24"/>
+          <w:szCs w:val="24"/>
+        </w:rPr>
+        <w:t xml:space="preserve">IV. ТРЕБОВАНИЯ</w:t>
+      </w:r>
+    </w:p>
+    <w:p>
+      <w:pPr>
+        <w:keepNext/>
+        <w:keepLines/>
+        <w:spacing w:after="80" w:before="0" w:line="252"/>
         <w:ind w:left="0" w:firstLine="709"/>
         <w:jc w:val="both"/>
       </w:pPr>
       <w:r>
         <w:rPr>
-          <w:sz w:val="26"/>
-          <w:szCs w:val="26"/>
-        </w:rPr>
-        <w:t xml:space="preserve">3. </w:t>
-      </w:r>
-      <w:r>
-        <w:rPr>
-          <w:b/>
-          <w:bCs/>
-          <w:sz w:val="26"/>
-          <w:szCs w:val="26"/>
-        </w:rPr>
-        <w:t xml:space="preserve">Последствия.</w:t>
-      </w:r>
-      <w:r>
-        <w:rPr>
-          <w:sz w:val="26"/>
-          <w:szCs w:val="26"/>
-        </w:rPr>
-        <w:t xml:space="preserve"> Это повлекло [существенное нарушение прав и законных интересов граждан или организаций / охраняемых законом интересов общества или государства / крупный ущерб]: [конкретно — чьи права нарушены, какой вред наступил].</w:t>
-      </w:r>
-    </w:p>
-    <w:p>
-      <w:pPr>
-        <w:keepNext w:val="false"/>
-        <w:keepLines/>
-        <w:spacing w:after="80" w:before="0" w:line="264"/>
+          <w:sz w:val="24"/>
+          <w:szCs w:val="24"/>
+        </w:rPr>
+        <w:t xml:space="preserve">На основании изложенного прошу Генеральную прокуратуру РО:</w:t>
+      </w:r>
+    </w:p>
+    <w:p>
+      <w:pPr>
+        <w:keepNext w:val="false"/>
+        <w:keepLines/>
+        <w:spacing w:after="60" w:before="0" w:line="252"/>
         <w:ind w:left="0" w:firstLine="709"/>
         <w:jc w:val="both"/>
       </w:pPr>
       <w:r>
         <w:rPr>
-          <w:sz w:val="26"/>
-          <w:szCs w:val="26"/>
-        </w:rPr>
-        <w:t xml:space="preserve">4. </w:t>
-      </w:r>
-      <w:r>
-        <w:rPr>
-          <w:b/>
-          <w:bCs/>
-          <w:sz w:val="26"/>
-          <w:szCs w:val="26"/>
-        </w:rPr>
-        <w:t xml:space="preserve">Причинная связь.</w:t>
-      </w:r>
-      <w:r>
-        <w:rPr>
-          <w:sz w:val="26"/>
-          <w:szCs w:val="26"/>
-        </w:rPr>
-        <w:t xml:space="preserve"> Последствия наступили именно в результате [неисполнения / ненадлежащего исполнения] обязанности: [почему при надлежащем исполнении их бы не было]. Имеющиеся данные указывают на недобросовестное или небрежное отношение к службе.</w:t>
-      </w:r>
-    </w:p>
-    <w:p>
-      <w:pPr>
-        <w:keepNext w:val="false"/>
-        <w:keepLines/>
-        <w:spacing w:after="80" w:before="0" w:line="264"/>
+          <w:sz w:val="24"/>
+          <w:szCs w:val="24"/>
+        </w:rPr>
+        <w:t xml:space="preserve">1. Выдать ордер о приостановлении (лишении) статуса неприкосновенности в отношении генерал-полковника Рублева Владислава, служебное удостоверение № 1320 (ст. 3.1, 3.5 ФЗ «О статусе неприкосновенности должностных лиц»).</w:t>
+      </w:r>
+    </w:p>
+    <w:p>
+      <w:pPr>
+        <w:keepNext w:val="false"/>
+        <w:keepLines/>
+        <w:spacing w:after="60" w:before="0" w:line="252"/>
         <w:ind w:left="0" w:firstLine="709"/>
         <w:jc w:val="both"/>
       </w:pPr>
       <w:r>
         <w:rPr>
-          <w:sz w:val="26"/>
-          <w:szCs w:val="26"/>
-        </w:rPr>
-        <w:t xml:space="preserve">5. </w:t>
-      </w:r>
-      <w:r>
-        <w:rPr>
-          <w:b/>
-          <w:bCs/>
-          <w:sz w:val="26"/>
-          <w:szCs w:val="26"/>
-        </w:rPr>
-        <w:t xml:space="preserve">Источник сведений.</w:t>
-      </w:r>
-      <w:r>
-        <w:rPr>
-          <w:sz w:val="26"/>
-          <w:szCs w:val="26"/>
-        </w:rPr>
-        <w:t xml:space="preserve"> Сведения получены [в ходе проверки УСБ-М / из обращения / при непосредственном наблюдении сотрудников УСБ-М] и подтверждаются материалами № [__].</w:t>
-      </w:r>
-    </w:p>
-    <w:p>
-      <w:pPr>
-        <w:keepNext/>
-        <w:keepLines/>
-        <w:spacing w:after="120" w:before="200" w:line="264"/>
-        <w:ind w:left="0" w:firstLine="0"/>
-        <w:jc w:val="center"/>
-      </w:pPr>
-      <w:r>
-        <w:rPr>
-          <w:b/>
-          <w:bCs/>
-          <w:sz w:val="26"/>
-          <w:szCs w:val="26"/>
-        </w:rPr>
-        <w:t xml:space="preserve">III. ПРАВОВОЕ ОБОСНОВАНИЕ</w:t>
-      </w:r>
-    </w:p>
-    <w:p>
-      <w:pPr>
-        <w:keepNext w:val="false"/>
-        <w:keepLines/>
-        <w:spacing w:after="80" w:before="0" w:line="264"/>
+          <w:sz w:val="24"/>
+          <w:szCs w:val="24"/>
+        </w:rPr>
+        <w:t xml:space="preserve">2. Провести расследование по признакам преступления, предусмотренного ч. 1 ст. 15.6 Уголовного кодекса РО, либо выдать ордер о разрешении проведения следствия (ст. 3.3 указанного закона), и принять процессуальное решение.</w:t>
+      </w:r>
+    </w:p>
+    <w:p>
+      <w:pPr>
+        <w:keepNext w:val="false"/>
+        <w:keepLines/>
+        <w:spacing w:after="60" w:before="0" w:line="252"/>
         <w:ind w:left="0" w:firstLine="709"/>
         <w:jc w:val="both"/>
       </w:pPr>
       <w:r>
         <w:rPr>
-          <w:sz w:val="26"/>
-          <w:szCs w:val="26"/>
-        </w:rPr>
-        <w:t xml:space="preserve">1. Изложенные обстоятельства содержат признаки преступления, предусмотренного ч. 1 ст. 15.6 УК РО: неисполнение или ненадлежащее исполнение должностным лицом своих обязанностей вследствие недобросовестного или небрежного отношения к службе, повлёкшее существенное нарушение прав и законных интересов граждан или организаций либо охраняемых законом интересов общества или государства. Преступление относится к категории тяжких (ч. 4 ст. 2.2 УК РО).</w:t>
-      </w:r>
-    </w:p>
-    <w:p>
-      <w:pPr>
-        <w:keepNext w:val="false"/>
-        <w:keepLines/>
-        <w:spacing w:after="80" w:before="0" w:line="264"/>
+          <w:sz w:val="24"/>
+          <w:szCs w:val="24"/>
+        </w:rPr>
+        <w:t xml:space="preserve">3. Рассмотреть вопрос об отстранении Рублева Владислава от исполнения должностных обязанностей на период расследования (ст. 2.4 указанного закона).</w:t>
+      </w:r>
+    </w:p>
+    <w:p>
+      <w:pPr>
+        <w:keepNext w:val="false"/>
+        <w:keepLines/>
+        <w:spacing w:after="60" w:before="0" w:line="252"/>
         <w:ind w:left="0" w:firstLine="709"/>
         <w:jc w:val="both"/>
       </w:pPr>
       <w:r>
         <w:rPr>
-          <w:sz w:val="26"/>
-          <w:szCs w:val="26"/>
-        </w:rPr>
-        <w:t xml:space="preserve">2. Рублев Владислав обладает статусом неприкосновенности и не может быть привлечён к уголовной ответственности до приостановления либо ограничения этого статуса (ст. 2.3 ФЗ «О статусе неприкосновенности должностных лиц»). Лишение статуса производится ордером Генеральной прокуратуры РО (ст. 3.1, 3.5 указанного закона).</w:t>
-      </w:r>
-    </w:p>
-    <w:p>
-      <w:pPr>
-        <w:keepNext w:val="false"/>
-        <w:keepLines/>
-        <w:spacing w:after="80" w:before="0" w:line="264"/>
+          <w:sz w:val="24"/>
+          <w:szCs w:val="24"/>
+        </w:rPr>
+        <w:t xml:space="preserve">4. При ознакомлении с материалами не раскрывать сведения о конфиденциальных источниках и методах оперативно-розыскной деятельности (пункты 2 и 3 раздела 11.4 Процессуального кодекса).</w:t>
+      </w:r>
+    </w:p>
+    <w:p>
+      <w:pPr>
+        <w:keepNext w:val="false"/>
+        <w:keepLines/>
+        <w:spacing w:after="60" w:before="0" w:line="252"/>
         <w:ind w:left="0" w:firstLine="709"/>
         <w:jc w:val="both"/>
       </w:pPr>
       <w:r>
         <w:rPr>
-          <w:sz w:val="26"/>
-          <w:szCs w:val="26"/>
-        </w:rPr>
-        <w:t xml:space="preserve">3. Расследование в отношении неприкосновенного лица вправе проводить только Генеральный прокурор, его заместители, Советник Правительства при Генеральном прокуроре РО, а также прокуроры и сотрудники Следственного комитета РО при наличии ордера о разрешении проведения следствия (ст. 3.3 указанного закона). Поэтому УСБ-М передаёт собранные материалы в Генеральную прокуратуру РО (п. «а» ст. 9, ст. 18 ФЗ «О Федеральной службе безопасности»).</w:t>
-      </w:r>
-    </w:p>
-    <w:p>
-      <w:pPr>
-        <w:keepNext w:val="false"/>
-        <w:keepLines/>
-        <w:spacing w:after="80" w:before="0" w:line="264"/>
-        <w:ind w:left="0" w:firstLine="709"/>
-        <w:jc w:val="both"/>
-      </w:pPr>
-      <w:r>
-        <w:rPr>
-          <w:sz w:val="26"/>
-          <w:szCs w:val="26"/>
-        </w:rPr>
-        <w:t xml:space="preserve">4. Основаниями для начала расследования и возбуждения уголовного дела являются материалы, переданные государственным органом, и сведения, полученные в ходе оперативно-розыскных мероприятий (п. 4 ст. 1.1, п. 4 и 5 ст. 11.1 Процессуального кодекса РО).</w:t>
-      </w:r>
-    </w:p>
-    <w:p>
-      <w:pPr>
-        <w:keepNext w:val="false"/>
-        <w:keepLines/>
-        <w:spacing w:after="80" w:before="0" w:line="264"/>
-        <w:ind w:left="0" w:firstLine="709"/>
-        <w:jc w:val="both"/>
-      </w:pPr>
-      <w:r>
-        <w:rPr>
-          <w:sz w:val="26"/>
-          <w:szCs w:val="26"/>
-        </w:rPr>
-        <w:t xml:space="preserve">5. УСБ-М вину не устанавливает. Настоящее обращение содержит сведения о признаках преступления; вопрос о виновности решается в установленном законом порядке (ст. 6.4 Процессуального кодекса РО).</w:t>
-      </w:r>
-    </w:p>
-    <w:p>
-      <w:pPr>
-        <w:keepNext/>
-        <w:keepLines/>
-        <w:spacing w:after="120" w:before="200" w:line="264"/>
-        <w:ind w:left="0" w:firstLine="0"/>
-        <w:jc w:val="center"/>
-      </w:pPr>
-      <w:r>
-        <w:rPr>
-          <w:b/>
-          <w:bCs/>
-          <w:sz w:val="26"/>
-          <w:szCs w:val="26"/>
-        </w:rPr>
-        <w:t xml:space="preserve">IV. ТРЕБОВАНИЯ</w:t>
-      </w:r>
-    </w:p>
-    <w:p>
-      <w:pPr>
-        <w:keepNext/>
-        <w:keepLines/>
-        <w:spacing w:after="100" w:before="0" w:line="264"/>
-        <w:ind w:left="0" w:firstLine="709"/>
-        <w:jc w:val="both"/>
-      </w:pPr>
-      <w:r>
-        <w:rPr>
-          <w:sz w:val="26"/>
-          <w:szCs w:val="26"/>
-        </w:rPr>
-        <w:t xml:space="preserve">На основании изложенного прошу Генеральную прокуратуру РО:</w:t>
-      </w:r>
-    </w:p>
-    <w:p>
-      <w:pPr>
-        <w:keepNext w:val="false"/>
-        <w:keepLines/>
-        <w:spacing w:after="80" w:before="0" w:line="264"/>
-        <w:ind w:left="0" w:firstLine="709"/>
-        <w:jc w:val="both"/>
-      </w:pPr>
-      <w:r>
-        <w:rPr>
-          <w:sz w:val="26"/>
-          <w:szCs w:val="26"/>
-        </w:rPr>
-        <w:t xml:space="preserve">1. Выдать ордер о приостановлении (лишении) статуса неприкосновенности в отношении генерал-полковника Рублева Владислава, служебное удостоверение № 1320 (ст. 3.1, 3.5 ФЗ «О статусе неприкосновенности должностных лиц»).</w:t>
-      </w:r>
-    </w:p>
-    <w:p>
-      <w:pPr>
-        <w:keepNext w:val="false"/>
-        <w:keepLines/>
-        <w:spacing w:after="80" w:before="0" w:line="264"/>
-        <w:ind w:left="0" w:firstLine="709"/>
-        <w:jc w:val="both"/>
-      </w:pPr>
-      <w:r>
-        <w:rPr>
-          <w:sz w:val="26"/>
-          <w:szCs w:val="26"/>
-        </w:rPr>
-        <w:t xml:space="preserve">2. Провести расследование по признакам преступления, предусмотренного ч. 1 ст. 15.6 УК РО, либо выдать ордер о разрешении проведения следствия (ст. 3.3 указанного закона), и принять процессуальное решение.</w:t>
-      </w:r>
-    </w:p>
-    <w:p>
-      <w:pPr>
-        <w:keepNext w:val="false"/>
-        <w:keepLines/>
-        <w:spacing w:after="80" w:before="0" w:line="264"/>
-        <w:ind w:left="0" w:firstLine="709"/>
-        <w:jc w:val="both"/>
-      </w:pPr>
-      <w:r>
-        <w:rPr>
-          <w:sz w:val="26"/>
-          <w:szCs w:val="26"/>
-        </w:rPr>
-        <w:t xml:space="preserve">3. Рассмотреть вопрос об отстранении Рублева Владислава от исполнения должностных обязанностей на период расследования (ст. 2.4 указанного закона).</w:t>
-      </w:r>
-    </w:p>
-    <w:p>
-      <w:pPr>
-        <w:keepNext w:val="false"/>
-        <w:keepLines/>
-        <w:spacing w:after="80" w:before="0" w:line="264"/>
-        <w:ind w:left="0" w:firstLine="709"/>
-        <w:jc w:val="both"/>
-      </w:pPr>
-      <w:r>
-        <w:rPr>
-          <w:sz w:val="26"/>
-          <w:szCs w:val="26"/>
-        </w:rPr>
-        <w:t xml:space="preserve">4. При ознакомлении с материалами не раскрывать сведения о конфиденциальных источниках и методах оперативно-розыскной деятельности (п. 2 и 3 ст. 11.4 Процессуального кодекса РО).</w:t>
-      </w:r>
-    </w:p>
-    <w:p>
-      <w:pPr>
-        <w:keepNext w:val="false"/>
-        <w:keepLines/>
-        <w:spacing w:after="80" w:before="0" w:line="264"/>
-        <w:ind w:left="0" w:firstLine="709"/>
-        <w:jc w:val="both"/>
-      </w:pPr>
-      <w:r>
-        <w:rPr>
-          <w:sz w:val="26"/>
-          <w:szCs w:val="26"/>
+          <w:sz w:val="24"/>
+          <w:szCs w:val="24"/>
         </w:rPr>
         <w:t xml:space="preserve">5. Уведомить УСБ-М о принятом решении. УСБ-М готово обеспечить оперативное сопровождение расследования по поручению Генеральной прокуратуры РО.</w:t>
       </w:r>
@@ -1468,208 +1443,330 @@
       <w:pPr>
         <w:keepNext w:val="false"/>
         <w:keepLines/>
-        <w:spacing w:after="100" w:before="200" w:line="264"/>
-        <w:ind w:left="0" w:firstLine="0"/>
-        <w:jc w:val="both"/>
-      </w:pPr>
-      <w:r>
-        <w:rPr>
-          <w:sz w:val="26"/>
-          <w:szCs w:val="26"/>
-        </w:rPr>
-        <w:t xml:space="preserve">Дата подачи: «___» сентября 2026 г.</w:t>
-      </w:r>
-    </w:p>
-    <w:p>
-      <w:pPr>
-        <w:keepNext/>
-        <w:keepLines/>
-        <w:spacing w:after="0" w:before="240" w:line="264"/>
-        <w:ind w:left="0" w:firstLine="0"/>
-        <w:jc w:val="left"/>
-      </w:pPr>
-      <w:r>
-        <w:rPr>
-          <w:sz w:val="26"/>
-          <w:szCs w:val="26"/>
-        </w:rPr>
-        <w:t xml:space="preserve">Оперуполномоченный УСБ-М</w:t>
-      </w:r>
-    </w:p>
-    <w:p>
-      <w:pPr>
-        <w:keepNext/>
-        <w:keepLines/>
-        <w:spacing w:after="0" w:before="0" w:line="264"/>
-        <w:ind w:left="0" w:firstLine="0"/>
-        <w:jc w:val="left"/>
-      </w:pPr>
-      <w:r>
-        <w:rPr>
-          <w:sz w:val="26"/>
-          <w:szCs w:val="26"/>
-        </w:rPr>
-        <w:t xml:space="preserve">майор ФСБ</w:t>
-      </w:r>
-    </w:p>
-    <w:p>
-      <w:pPr>
-        <w:keepNext/>
-        <w:keepLines/>
-        <w:spacing w:after="0" w:before="160" w:line="264"/>
-        <w:ind w:left="0" w:firstLine="0"/>
-        <w:jc w:val="left"/>
-      </w:pPr>
-      <w:r>
-        <w:rPr>
-          <w:sz w:val="26"/>
-          <w:szCs w:val="26"/>
-        </w:rPr>
-        <w:t xml:space="preserve">_______________ / С.К. Гумиров</w:t>
+        <w:spacing w:after="120" w:before="160" w:line="252"/>
+        <w:ind w:left="0" w:firstLine="0"/>
+        <w:jc w:val="both"/>
+      </w:pPr>
+      <w:r>
+        <w:rPr>
+          <w:sz w:val="24"/>
+          <w:szCs w:val="24"/>
+        </w:rPr>
+        <w:t xml:space="preserve">Дата подачи: «____» сентября 2026 г.</w:t>
+      </w:r>
+    </w:p>
+    <w:tbl>
+      <w:tblPr>
+        <w:tblW w:type="dxa" w:w="9356"/>
+        <w:tblBorders>
+          <w:top w:val="single" w:color="auto" w:sz="4"/>
+          <w:left w:val="single" w:color="auto" w:sz="4"/>
+          <w:bottom w:val="single" w:color="auto" w:sz="4"/>
+          <w:right w:val="single" w:color="auto" w:sz="4"/>
+          <w:insideH w:val="single" w:color="auto" w:sz="4"/>
+          <w:insideV w:val="single" w:color="auto" w:sz="4"/>
+        </w:tblBorders>
+      </w:tblPr>
+      <w:tblGrid>
+        <w:gridCol w:w="5600"/>
+        <w:gridCol w:w="3756"/>
+      </w:tblGrid>
+      <w:tr>
+        <w:trPr>
+          <w:cantSplit/>
+        </w:trPr>
+        <w:tc>
+          <w:tcPr>
+            <w:tcW w:type="dxa" w:w="5600"/>
+            <w:tcBorders>
+              <w:top w:val="none" w:color="FFFFFF" w:sz="0"/>
+              <w:left w:val="none" w:color="FFFFFF" w:sz="0"/>
+              <w:bottom w:val="none" w:color="FFFFFF" w:sz="0"/>
+              <w:right w:val="none" w:color="FFFFFF" w:sz="0"/>
+            </w:tcBorders>
+            <w:vAlign w:val="center"/>
+          </w:tcPr>
+          <w:p>
+            <w:pPr>
+              <w:spacing w:after="0"/>
+            </w:pPr>
+            <w:r>
+              <w:rPr>
+                <w:sz w:val="24"/>
+                <w:szCs w:val="24"/>
+              </w:rPr>
+              <w:t xml:space="preserve">Оперуполномоченный УСБ-М</w:t>
+            </w:r>
+          </w:p>
+          <w:p>
+            <w:pPr>
+              <w:spacing w:after="0"/>
+            </w:pPr>
+            <w:r>
+              <w:rPr>
+                <w:sz w:val="24"/>
+                <w:szCs w:val="24"/>
+              </w:rPr>
+              <w:t xml:space="preserve">майор ФСБ</w:t>
+            </w:r>
+          </w:p>
+          <w:p>
+            <w:pPr>
+              <w:spacing w:after="0" w:before="200"/>
+            </w:pPr>
+            <w:r>
+              <w:rPr>
+                <w:sz w:val="24"/>
+                <w:szCs w:val="24"/>
+              </w:rPr>
+              <w:t xml:space="preserve">_______________ / С.К. Гумиров</w:t>
+            </w:r>
+          </w:p>
+          <w:p>
+            <w:pPr>
+              <w:tabs>
+                <w:tab w:val="left" w:pos="500"/>
+                <w:tab w:val="left" w:pos="2200"/>
+              </w:tabs>
+            </w:pPr>
+            <w:r>
+              <w:rPr>
+                <w:i/>
+                <w:iCs/>
+                <w:sz w:val="16"/>
+                <w:szCs w:val="16"/>
+              </w:rPr>
+              <w:tab/>
+            </w:r>
+            <w:r>
+              <w:rPr>
+                <w:i/>
+                <w:iCs/>
+                <w:sz w:val="16"/>
+                <w:szCs w:val="16"/>
+              </w:rPr>
+              <w:t xml:space="preserve">подпись</w:t>
+            </w:r>
+            <w:r>
+              <w:rPr>
+                <w:i/>
+                <w:iCs/>
+                <w:sz w:val="16"/>
+                <w:szCs w:val="16"/>
+              </w:rPr>
+              <w:tab/>
+            </w:r>
+            <w:r>
+              <w:rPr>
+                <w:i/>
+                <w:iCs/>
+                <w:sz w:val="16"/>
+                <w:szCs w:val="16"/>
+              </w:rPr>
+              <w:t xml:space="preserve">И.О. Фамилия</w:t>
+            </w:r>
+          </w:p>
+        </w:tc>
+        <w:tc>
+          <w:tcPr>
+            <w:tcW w:type="dxa" w:w="3756"/>
+            <w:tcBorders>
+              <w:top w:val="none" w:color="FFFFFF" w:sz="0"/>
+              <w:left w:val="none" w:color="FFFFFF" w:sz="0"/>
+              <w:bottom w:val="none" w:color="FFFFFF" w:sz="0"/>
+              <w:right w:val="none" w:color="FFFFFF" w:sz="0"/>
+            </w:tcBorders>
+            <w:vAlign w:val="center"/>
+          </w:tcPr>
+          <w:p>
+            <w:pPr>
+              <w:jc w:val="center"/>
+            </w:pPr>
+            <w:r>
+              <w:drawing>
+                <wp:inline distT="0" distB="0" distL="0" distR="0">
+                  <wp:extent cx="1238250" cy="1238250"/>
+                  <wp:effectExtent t="0" r="0" b="0" l="0"/>
+                  <wp:docPr id="1" name="seal" descr="Печать ФСБ" title="Печать"/>
+                  <wp:cNvGraphicFramePr>
+                    <a:graphicFrameLocks xmlns:a="http://schemas.openxmlformats.org/drawingml/2006/main" noChangeAspect="1"/>
+                  </wp:cNvGraphicFramePr>
+                  <a:graphic xmlns:a="http://schemas.openxmlformats.org/drawingml/2006/main">
+                    <a:graphicData uri="http://schemas.openxmlformats.org/drawingml/2006/picture">
+                      <pic:pic xmlns:pic="http://schemas.openxmlformats.org/drawingml/2006/picture">
+                        <pic:nvPicPr>
+                          <pic:cNvPr id="0" name="" descr=""/>
+                          <pic:cNvPicPr>
+                            <a:picLocks noChangeAspect="1" noChangeArrowheads="1"/>
+                          </pic:cNvPicPr>
+                        </pic:nvPicPr>
+                        <pic:blipFill>
+                          <a:blip r:embed="rId9" cstate="none"/>
+                          <a:srcRect/>
+                          <a:stretch>
+                            <a:fillRect/>
+                          </a:stretch>
+                        </pic:blipFill>
+                        <pic:spPr bwMode="auto">
+                          <a:xfrm>
+                            <a:off x="0" y="0"/>
+                            <a:ext cx="1238250" cy="1238250"/>
+                          </a:xfrm>
+                          <a:prstGeom prst="rect">
+                            <a:avLst/>
+                          </a:prstGeom>
+                        </pic:spPr>
+                      </pic:pic>
+                    </a:graphicData>
+                  </a:graphic>
+                </wp:inline>
+              </w:drawing>
+            </w:r>
+          </w:p>
+          <w:p>
+            <w:pPr>
+              <w:jc w:val="center"/>
+            </w:pPr>
+            <w:r>
+              <w:rPr>
+                <w:sz w:val="24"/>
+                <w:szCs w:val="24"/>
+              </w:rPr>
+              <w:t xml:space="preserve">М.П.</w:t>
+            </w:r>
+          </w:p>
+        </w:tc>
+      </w:tr>
+    </w:tbl>
+    <w:p>
+      <w:pPr>
+        <w:keepNext w:val="false"/>
+        <w:keepLines/>
+        <w:spacing w:after="0" w:before="120" w:line="252"/>
+        <w:ind w:left="0" w:firstLine="0"/>
+        <w:jc w:val="both"/>
+      </w:pPr>
+      <w:r>
+        <w:rPr>
+          <w:sz w:val="24"/>
+          <w:szCs w:val="24"/>
+        </w:rPr>
+        <w:t xml:space="preserve">СОГЛАСОВАНО:</w:t>
+      </w:r>
+    </w:p>
+    <w:p>
+      <w:pPr>
+        <w:keepNext w:val="false"/>
+        <w:keepLines/>
+        <w:spacing w:after="0" w:before="0" w:line="252"/>
+        <w:ind w:left="0" w:firstLine="0"/>
+        <w:jc w:val="both"/>
+      </w:pPr>
+      <w:r>
+        <w:rPr>
+          <w:sz w:val="24"/>
+          <w:szCs w:val="24"/>
+        </w:rPr>
+        <w:t xml:space="preserve">Руководитель ССКБ УСБ-М</w:t>
+      </w:r>
+    </w:p>
+    <w:p>
+      <w:pPr>
+        <w:keepNext w:val="false"/>
+        <w:keepLines/>
+        <w:spacing w:after="0" w:before="160" w:line="252"/>
+        <w:ind w:left="0" w:firstLine="0"/>
+        <w:jc w:val="both"/>
+      </w:pPr>
+      <w:r>
+        <w:rPr>
+          <w:sz w:val="24"/>
+          <w:szCs w:val="24"/>
+        </w:rPr>
+        <w:t xml:space="preserve">_______________ / ____________________</w:t>
       </w:r>
     </w:p>
     <w:p>
       <w:pPr>
         <w:tabs>
           <w:tab w:val="left" w:pos="500"/>
-          <w:tab w:val="left" w:pos="2300"/>
+          <w:tab w:val="left" w:pos="2200"/>
         </w:tabs>
-        <w:spacing w:after="60"/>
-      </w:pPr>
-      <w:r>
-        <w:rPr>
-          <w:sz w:val="18"/>
-          <w:szCs w:val="18"/>
+        <w:spacing w:after="200"/>
+      </w:pPr>
+      <w:r>
+        <w:rPr>
+          <w:i/>
+          <w:iCs/>
+          <w:sz w:val="16"/>
+          <w:szCs w:val="16"/>
         </w:rPr>
         <w:tab/>
       </w:r>
       <w:r>
         <w:rPr>
-          <w:sz w:val="18"/>
-          <w:szCs w:val="18"/>
+          <w:i/>
+          <w:iCs/>
+          <w:sz w:val="16"/>
+          <w:szCs w:val="16"/>
         </w:rPr>
         <w:t xml:space="preserve">подпись</w:t>
       </w:r>
       <w:r>
         <w:rPr>
-          <w:sz w:val="18"/>
-          <w:szCs w:val="18"/>
+          <w:i/>
+          <w:iCs/>
+          <w:sz w:val="16"/>
+          <w:szCs w:val="16"/>
         </w:rPr>
         <w:tab/>
       </w:r>
       <w:r>
         <w:rPr>
-          <w:sz w:val="18"/>
-          <w:szCs w:val="18"/>
+          <w:i/>
+          <w:iCs/>
+          <w:sz w:val="16"/>
+          <w:szCs w:val="16"/>
         </w:rPr>
         <w:t xml:space="preserve">И.О. Фамилия</w:t>
       </w:r>
     </w:p>
     <w:p>
       <w:pPr>
-        <w:keepNext/>
-        <w:keepLines/>
-        <w:spacing w:after="0" w:before="240" w:line="264"/>
-        <w:ind w:left="0" w:firstLine="0"/>
-        <w:jc w:val="left"/>
-      </w:pPr>
-      <w:r>
-        <w:rPr>
-          <w:sz w:val="26"/>
-          <w:szCs w:val="26"/>
-        </w:rPr>
-        <w:t xml:space="preserve">СОГЛАСОВАНО:</w:t>
-      </w:r>
-    </w:p>
-    <w:p>
-      <w:pPr>
-        <w:keepNext/>
-        <w:keepLines/>
-        <w:spacing w:after="0" w:before="0" w:line="264"/>
-        <w:ind w:left="0" w:firstLine="0"/>
-        <w:jc w:val="left"/>
-      </w:pPr>
-      <w:r>
-        <w:rPr>
-          <w:sz w:val="26"/>
-          <w:szCs w:val="26"/>
-        </w:rPr>
-        <w:t xml:space="preserve">Руководитель ССКБ УСБ-М</w:t>
-      </w:r>
-    </w:p>
-    <w:p>
-      <w:pPr>
-        <w:keepNext/>
-        <w:keepLines/>
-        <w:spacing w:after="0" w:before="160" w:line="264"/>
-        <w:ind w:left="0" w:firstLine="0"/>
-        <w:jc w:val="left"/>
-      </w:pPr>
-      <w:r>
-        <w:rPr>
-          <w:sz w:val="26"/>
-          <w:szCs w:val="26"/>
-        </w:rPr>
-        <w:t xml:space="preserve">_______________ / [И.О. Фамилия]</w:t>
-      </w:r>
-    </w:p>
-    <w:p>
-      <w:pPr>
-        <w:tabs>
-          <w:tab w:val="left" w:pos="500"/>
-          <w:tab w:val="left" w:pos="2300"/>
-        </w:tabs>
-        <w:spacing w:after="60"/>
-      </w:pPr>
-      <w:r>
-        <w:rPr>
-          <w:sz w:val="18"/>
-          <w:szCs w:val="18"/>
-        </w:rPr>
-        <w:tab/>
-      </w:r>
-      <w:r>
-        <w:rPr>
-          <w:sz w:val="18"/>
-          <w:szCs w:val="18"/>
-        </w:rPr>
-        <w:t xml:space="preserve">подпись</w:t>
-      </w:r>
-      <w:r>
-        <w:rPr>
-          <w:sz w:val="18"/>
-          <w:szCs w:val="18"/>
-        </w:rPr>
-        <w:tab/>
-      </w:r>
-      <w:r>
-        <w:rPr>
-          <w:sz w:val="18"/>
-          <w:szCs w:val="18"/>
-        </w:rPr>
-        <w:t xml:space="preserve">И.О. Фамилия</w:t>
-      </w:r>
-    </w:p>
-    <w:p>
-      <w:pPr>
-        <w:keepNext w:val="false"/>
-        <w:keepLines/>
-        <w:spacing w:after="100" w:before="120" w:line="264"/>
-        <w:ind w:left="5670" w:firstLine="0"/>
-        <w:jc w:val="left"/>
-      </w:pPr>
-      <w:r>
-        <w:rPr>
-          <w:sz w:val="26"/>
-          <w:szCs w:val="26"/>
-        </w:rPr>
-        <w:t xml:space="preserve">М.П.</w:t>
+        <w:keepNext w:val="false"/>
+        <w:keepLines/>
+        <w:spacing w:after="0" w:before="0" w:line="252"/>
+        <w:ind w:left="0" w:firstLine="0"/>
+        <w:jc w:val="both"/>
+      </w:pPr>
+      <w:r>
+        <w:rPr>
+          <w:sz w:val="20"/>
+          <w:szCs w:val="20"/>
+        </w:rPr>
+        <w:t xml:space="preserve">Копия настоящего обращения направлена в канцелярию УСБ-М в порядке приказа от 31.08.2026 № 12</w:t>
+      </w:r>
+    </w:p>
+    <w:p>
+      <w:pPr>
+        <w:keepNext w:val="false"/>
+        <w:keepLines/>
+        <w:spacing w:after="80" w:before="0" w:line="252"/>
+        <w:ind w:left="0" w:firstLine="0"/>
+        <w:jc w:val="both"/>
+      </w:pPr>
+      <w:r>
+        <w:rPr>
+          <w:sz w:val="20"/>
+          <w:szCs w:val="20"/>
+        </w:rPr>
+        <w:t xml:space="preserve">«____» ______________ 20____ г. в ____ час. ____ мин.</w:t>
       </w:r>
     </w:p>
     <w:sectPr>
       <w:footerReference w:type="default" r:id="rId7"/>
       <w:pgSz w:w="11906" w:h="16838" w:orient="portrait"/>
-      <w:pgMar w:top="1134" w:right="850" w:bottom="1134" w:left="1701" w:header="708" w:footer="454" w:gutter="0"/>
+      <w:pgMar w:top="900" w:right="850" w:bottom="700" w:left="1700" w:header="708" w:footer="400" w:gutter="0"/>
       <w:pgNumType/>
       <w:docGrid w:linePitch="360"/>
     </w:sectPr>
@@ -1727,8 +1824,8 @@
     </w:pPr>
     <w:r>
       <w:rPr>
-        <w:sz w:val="22"/>
-        <w:szCs w:val="22"/>
+        <w:sz w:val="20"/>
+        <w:szCs w:val="20"/>
       </w:rPr>
       <w:fldChar w:fldCharType="begin"/>
       <w:instrText xml:space="preserve">PAGE</w:instrText>
@@ -1742,9 +1839,11 @@
     </w:pPr>
     <w:r>
       <w:rPr>
+        <w:i/>
+        <w:iCs/>
         <w:color w:val="7F7F7F"/>
-        <w:sz w:val="15"/>
-        <w:szCs w:val="15"/>
+        <w:sz w:val="14"/>
+        <w:szCs w:val="14"/>
       </w:rPr>
       <w:t xml:space="preserve">Документ не имеет юридической силы, создан для проекта «Россия Онлайн» и не порождает правовых последствий.</w:t>
     </w:r>
@@ -1890,8 +1989,8 @@
     <w:rPrDefault>
       <w:rPr>
         <w:rFonts w:ascii="Times New Roman" w:cs="Times New Roman" w:eastAsia="Times New Roman" w:hAnsi="Times New Roman"/>
-        <w:sz w:val="26"/>
-        <w:szCs w:val="26"/>
+        <w:sz w:val="24"/>
+        <w:szCs w:val="24"/>
       </w:rPr>
     </w:rPrDefault>
     <w:pPrDefault/>

--- a/fsb-usb-m-dokumenty/Obrashchenie_GP_Rublev.docx
+++ b/fsb-usb-m-dokumenty/Obrashchenie_GP_Rublev.docx
@@ -265,7 +265,7 @@
           <w:sz w:val="24"/>
           <w:szCs w:val="24"/>
         </w:rPr>
-        <w:t xml:space="preserve"> майора ФСБ Гумирова Сергея К., оперуполномоченного Управления собственной безопасности по городу Москва (УСБ-М), служебное удостоверение № 34330, паспорт серия ____ № ______</w:t>
+        <w:t xml:space="preserve"> майора ФСБ Гумирова Сергея К., оперуполномоченного Управления собственной безопасности по городу Москва (УСБ-М), служебное удостоверение № 34330, номер серии паспорта 34330</w:t>
       </w:r>
     </w:p>
     <w:p>
@@ -306,25 +306,7 @@
           <w:sz w:val="24"/>
           <w:szCs w:val="24"/>
         </w:rPr>
-        <w:t xml:space="preserve">, _______________________________, служебное удостоверение № 1320, паспорт серия ____ № ______.</w:t>
-      </w:r>
-    </w:p>
-    <w:p>
-      <w:pPr>
-        <w:keepNext w:val="false"/>
-        <w:keepLines/>
-        <w:spacing w:after="80" w:before="0" w:line="252"/>
-        <w:ind w:left="0" w:firstLine="0"/>
-        <w:jc w:val="both"/>
-      </w:pPr>
-      <w:r>
-        <w:rPr>
-          <w:i/>
-          <w:iCs/>
-          <w:sz w:val="16"/>
-          <w:szCs w:val="16"/>
-        </w:rPr>
-        <w:t xml:space="preserve">должность, наименование государственного органа</w:t>
+        <w:t xml:space="preserve">, заместитель руководителя МВД РО (заместитель начальника полиции), служебное удостоверение № 1320, номер серии паспорта 1320.</w:t>
       </w:r>
     </w:p>
     <w:p>
@@ -486,10 +468,10 @@
         </w:tblBorders>
       </w:tblPr>
       <w:tblGrid>
-        <w:gridCol w:w="550"/>
-        <w:gridCol w:w="3000"/>
-        <w:gridCol w:w="2100"/>
-        <w:gridCol w:w="3706"/>
+        <w:gridCol w:w="500"/>
+        <w:gridCol w:w="2000"/>
+        <w:gridCol w:w="2700"/>
+        <w:gridCol w:w="4156"/>
       </w:tblGrid>
       <w:tr>
         <w:trPr>
@@ -497,7 +479,7 @@
         </w:trPr>
         <w:tc>
           <w:tcPr>
-            <w:tcW w:type="dxa" w:w="550"/>
+            <w:tcW w:type="dxa" w:w="500"/>
             <w:tcBorders>
               <w:top w:val="single" w:color="000000" w:sz="4"/>
               <w:left w:val="single" w:color="000000" w:sz="4"/>
@@ -513,6 +495,7 @@
           </w:tcPr>
           <w:p>
             <w:pPr>
+              <w:spacing w:after="30"/>
               <w:jc w:val="center"/>
             </w:pPr>
             <w:r>
@@ -528,7 +511,7 @@
         </w:tc>
         <w:tc>
           <w:tcPr>
-            <w:tcW w:type="dxa" w:w="3000"/>
+            <w:tcW w:type="dxa" w:w="2000"/>
             <w:tcBorders>
               <w:top w:val="single" w:color="000000" w:sz="4"/>
               <w:left w:val="single" w:color="000000" w:sz="4"/>
@@ -544,6 +527,7 @@
           </w:tcPr>
           <w:p>
             <w:pPr>
+              <w:spacing w:after="30"/>
               <w:jc w:val="center"/>
             </w:pPr>
             <w:r>
@@ -559,7 +543,7 @@
         </w:tc>
         <w:tc>
           <w:tcPr>
-            <w:tcW w:type="dxa" w:w="2100"/>
+            <w:tcW w:type="dxa" w:w="2700"/>
             <w:tcBorders>
               <w:top w:val="single" w:color="000000" w:sz="4"/>
               <w:left w:val="single" w:color="000000" w:sz="4"/>
@@ -575,6 +559,7 @@
           </w:tcPr>
           <w:p>
             <w:pPr>
+              <w:spacing w:after="30"/>
               <w:jc w:val="center"/>
             </w:pPr>
             <w:r>
@@ -590,7 +575,7 @@
         </w:tc>
         <w:tc>
           <w:tcPr>
-            <w:tcW w:type="dxa" w:w="3706"/>
+            <w:tcW w:type="dxa" w:w="4156"/>
             <w:tcBorders>
               <w:top w:val="single" w:color="000000" w:sz="4"/>
               <w:left w:val="single" w:color="000000" w:sz="4"/>
@@ -606,6 +591,7 @@
           </w:tcPr>
           <w:p>
             <w:pPr>
+              <w:spacing w:after="30"/>
               <w:jc w:val="center"/>
             </w:pPr>
             <w:r>
@@ -615,7 +601,7 @@
                 <w:sz w:val="20"/>
                 <w:szCs w:val="20"/>
               </w:rPr>
-              <w:t xml:space="preserve">Тайм-коды и что зафиксировано</w:t>
+              <w:t xml:space="preserve">Тайм-коды (начало–окончание) и что зафиксировано</w:t>
             </w:r>
           </w:p>
         </w:tc>
@@ -626,7 +612,7 @@
         </w:trPr>
         <w:tc>
           <w:tcPr>
-            <w:tcW w:type="dxa" w:w="550"/>
+            <w:tcW w:type="dxa" w:w="500"/>
             <w:tcBorders>
               <w:top w:val="single" w:color="000000" w:sz="4"/>
               <w:left w:val="single" w:color="000000" w:sz="4"/>
@@ -642,6 +628,7 @@
           </w:tcPr>
           <w:p>
             <w:pPr>
+              <w:spacing w:after="30"/>
               <w:jc w:val="left"/>
             </w:pPr>
             <w:r>
@@ -657,7 +644,7 @@
         </w:tc>
         <w:tc>
           <w:tcPr>
-            <w:tcW w:type="dxa" w:w="3000"/>
+            <w:tcW w:type="dxa" w:w="2000"/>
             <w:tcBorders>
               <w:top w:val="single" w:color="000000" w:sz="4"/>
               <w:left w:val="single" w:color="000000" w:sz="4"/>
@@ -673,13 +660,23 @@
           </w:tcPr>
           <w:p>
             <w:pPr>
+              <w:spacing w:after="30"/>
               <w:jc w:val="left"/>
             </w:pPr>
+            <w:r>
+              <w:rPr>
+                <w:b w:val="false"/>
+                <w:bCs w:val="false"/>
+                <w:sz w:val="20"/>
+                <w:szCs w:val="20"/>
+              </w:rPr>
+              <w:t xml:space="preserve">Видеозапись процессуальных действий</w:t>
+            </w:r>
           </w:p>
         </w:tc>
         <w:tc>
           <w:tcPr>
-            <w:tcW w:type="dxa" w:w="2100"/>
+            <w:tcW w:type="dxa" w:w="2700"/>
             <w:tcBorders>
               <w:top w:val="single" w:color="000000" w:sz="4"/>
               <w:left w:val="single" w:color="000000" w:sz="4"/>
@@ -695,13 +692,23 @@
           </w:tcPr>
           <w:p>
             <w:pPr>
+              <w:spacing w:after="30"/>
               <w:jc w:val="left"/>
             </w:pPr>
+            <w:r>
+              <w:rPr>
+                <w:b w:val="false"/>
+                <w:bCs w:val="false"/>
+                <w:sz w:val="20"/>
+                <w:szCs w:val="20"/>
+              </w:rPr>
+              <w:t xml:space="preserve">https://youtu.be/fpnEnEnoq3w</w:t>
+            </w:r>
           </w:p>
         </w:tc>
         <w:tc>
           <w:tcPr>
-            <w:tcW w:type="dxa" w:w="3706"/>
+            <w:tcW w:type="dxa" w:w="4156"/>
             <w:tcBorders>
               <w:top w:val="single" w:color="000000" w:sz="4"/>
               <w:left w:val="single" w:color="000000" w:sz="4"/>
@@ -717,8 +724,18 @@
           </w:tcPr>
           <w:p>
             <w:pPr>
+              <w:spacing w:after="30"/>
               <w:jc w:val="left"/>
             </w:pPr>
+            <w:r>
+              <w:rPr>
+                <w:b w:val="false"/>
+                <w:bCs w:val="false"/>
+                <w:sz w:val="20"/>
+                <w:szCs w:val="20"/>
+              </w:rPr>
+              <w:t xml:space="preserve">Тайм-коды эпизодов — в перечне ниже</w:t>
+            </w:r>
           </w:p>
         </w:tc>
       </w:tr>
@@ -728,7 +745,7 @@
         </w:trPr>
         <w:tc>
           <w:tcPr>
-            <w:tcW w:type="dxa" w:w="550"/>
+            <w:tcW w:type="dxa" w:w="500"/>
             <w:tcBorders>
               <w:top w:val="single" w:color="000000" w:sz="4"/>
               <w:left w:val="single" w:color="000000" w:sz="4"/>
@@ -744,6 +761,7 @@
           </w:tcPr>
           <w:p>
             <w:pPr>
+              <w:spacing w:after="30"/>
               <w:jc w:val="left"/>
             </w:pPr>
             <w:r>
@@ -759,7 +777,7 @@
         </w:tc>
         <w:tc>
           <w:tcPr>
-            <w:tcW w:type="dxa" w:w="3000"/>
+            <w:tcW w:type="dxa" w:w="2000"/>
             <w:tcBorders>
               <w:top w:val="single" w:color="000000" w:sz="4"/>
               <w:left w:val="single" w:color="000000" w:sz="4"/>
@@ -775,13 +793,23 @@
           </w:tcPr>
           <w:p>
             <w:pPr>
+              <w:spacing w:after="30"/>
               <w:jc w:val="left"/>
             </w:pPr>
+            <w:r>
+              <w:rPr>
+                <w:b w:val="false"/>
+                <w:bCs w:val="false"/>
+                <w:sz w:val="20"/>
+                <w:szCs w:val="20"/>
+              </w:rPr>
+              <w:t xml:space="preserve">Отчёт о делопроизводстве УСБ-М № 011 ______</w:t>
+            </w:r>
           </w:p>
         </w:tc>
         <w:tc>
           <w:tcPr>
-            <w:tcW w:type="dxa" w:w="2100"/>
+            <w:tcW w:type="dxa" w:w="2700"/>
             <w:tcBorders>
               <w:top w:val="single" w:color="000000" w:sz="4"/>
               <w:left w:val="single" w:color="000000" w:sz="4"/>
@@ -797,13 +825,23 @@
           </w:tcPr>
           <w:p>
             <w:pPr>
+              <w:spacing w:after="30"/>
               <w:jc w:val="left"/>
             </w:pPr>
+            <w:r>
+              <w:rPr>
+                <w:b w:val="false"/>
+                <w:bCs w:val="false"/>
+                <w:sz w:val="20"/>
+                <w:szCs w:val="20"/>
+              </w:rPr>
+              <w:t xml:space="preserve">_______________</w:t>
+            </w:r>
           </w:p>
         </w:tc>
         <w:tc>
           <w:tcPr>
-            <w:tcW w:type="dxa" w:w="3706"/>
+            <w:tcW w:type="dxa" w:w="4156"/>
             <w:tcBorders>
               <w:top w:val="single" w:color="000000" w:sz="4"/>
               <w:left w:val="single" w:color="000000" w:sz="4"/>
@@ -819,219 +857,7 @@
           </w:tcPr>
           <w:p>
             <w:pPr>
-              <w:jc w:val="left"/>
-            </w:pPr>
-          </w:p>
-        </w:tc>
-      </w:tr>
-      <w:tr>
-        <w:trPr>
-          <w:cantSplit/>
-        </w:trPr>
-        <w:tc>
-          <w:tcPr>
-            <w:tcW w:type="dxa" w:w="550"/>
-            <w:tcBorders>
-              <w:top w:val="single" w:color="000000" w:sz="4"/>
-              <w:left w:val="single" w:color="000000" w:sz="4"/>
-              <w:bottom w:val="single" w:color="000000" w:sz="4"/>
-              <w:right w:val="single" w:color="000000" w:sz="4"/>
-            </w:tcBorders>
-            <w:tcMar>
-              <w:top w:type="dxa" w:w="50"/>
-              <w:left w:type="dxa" w:w="90"/>
-              <w:bottom w:type="dxa" w:w="50"/>
-              <w:right w:type="dxa" w:w="90"/>
-            </w:tcMar>
-          </w:tcPr>
-          <w:p>
-            <w:pPr>
-              <w:jc w:val="left"/>
-            </w:pPr>
-            <w:r>
-              <w:rPr>
-                <w:b w:val="false"/>
-                <w:bCs w:val="false"/>
-                <w:sz w:val="20"/>
-                <w:szCs w:val="20"/>
-              </w:rPr>
-              <w:t xml:space="preserve">3</w:t>
-            </w:r>
-          </w:p>
-        </w:tc>
-        <w:tc>
-          <w:tcPr>
-            <w:tcW w:type="dxa" w:w="3000"/>
-            <w:tcBorders>
-              <w:top w:val="single" w:color="000000" w:sz="4"/>
-              <w:left w:val="single" w:color="000000" w:sz="4"/>
-              <w:bottom w:val="single" w:color="000000" w:sz="4"/>
-              <w:right w:val="single" w:color="000000" w:sz="4"/>
-            </w:tcBorders>
-            <w:tcMar>
-              <w:top w:type="dxa" w:w="50"/>
-              <w:left w:type="dxa" w:w="90"/>
-              <w:bottom w:type="dxa" w:w="50"/>
-              <w:right w:type="dxa" w:w="90"/>
-            </w:tcMar>
-          </w:tcPr>
-          <w:p>
-            <w:pPr>
-              <w:jc w:val="left"/>
-            </w:pPr>
-          </w:p>
-        </w:tc>
-        <w:tc>
-          <w:tcPr>
-            <w:tcW w:type="dxa" w:w="2100"/>
-            <w:tcBorders>
-              <w:top w:val="single" w:color="000000" w:sz="4"/>
-              <w:left w:val="single" w:color="000000" w:sz="4"/>
-              <w:bottom w:val="single" w:color="000000" w:sz="4"/>
-              <w:right w:val="single" w:color="000000" w:sz="4"/>
-            </w:tcBorders>
-            <w:tcMar>
-              <w:top w:type="dxa" w:w="50"/>
-              <w:left w:type="dxa" w:w="90"/>
-              <w:bottom w:type="dxa" w:w="50"/>
-              <w:right w:type="dxa" w:w="90"/>
-            </w:tcMar>
-          </w:tcPr>
-          <w:p>
-            <w:pPr>
-              <w:jc w:val="left"/>
-            </w:pPr>
-          </w:p>
-        </w:tc>
-        <w:tc>
-          <w:tcPr>
-            <w:tcW w:type="dxa" w:w="3706"/>
-            <w:tcBorders>
-              <w:top w:val="single" w:color="000000" w:sz="4"/>
-              <w:left w:val="single" w:color="000000" w:sz="4"/>
-              <w:bottom w:val="single" w:color="000000" w:sz="4"/>
-              <w:right w:val="single" w:color="000000" w:sz="4"/>
-            </w:tcBorders>
-            <w:tcMar>
-              <w:top w:type="dxa" w:w="50"/>
-              <w:left w:type="dxa" w:w="90"/>
-              <w:bottom w:type="dxa" w:w="50"/>
-              <w:right w:type="dxa" w:w="90"/>
-            </w:tcMar>
-          </w:tcPr>
-          <w:p>
-            <w:pPr>
-              <w:jc w:val="left"/>
-            </w:pPr>
-          </w:p>
-        </w:tc>
-      </w:tr>
-      <w:tr>
-        <w:trPr>
-          <w:cantSplit/>
-        </w:trPr>
-        <w:tc>
-          <w:tcPr>
-            <w:tcW w:type="dxa" w:w="550"/>
-            <w:tcBorders>
-              <w:top w:val="single" w:color="000000" w:sz="4"/>
-              <w:left w:val="single" w:color="000000" w:sz="4"/>
-              <w:bottom w:val="single" w:color="000000" w:sz="4"/>
-              <w:right w:val="single" w:color="000000" w:sz="4"/>
-            </w:tcBorders>
-            <w:tcMar>
-              <w:top w:type="dxa" w:w="50"/>
-              <w:left w:type="dxa" w:w="90"/>
-              <w:bottom w:type="dxa" w:w="50"/>
-              <w:right w:type="dxa" w:w="90"/>
-            </w:tcMar>
-          </w:tcPr>
-          <w:p>
-            <w:pPr>
-              <w:jc w:val="left"/>
-            </w:pPr>
-            <w:r>
-              <w:rPr>
-                <w:b w:val="false"/>
-                <w:bCs w:val="false"/>
-                <w:sz w:val="20"/>
-                <w:szCs w:val="20"/>
-              </w:rPr>
-              <w:t xml:space="preserve">4</w:t>
-            </w:r>
-          </w:p>
-        </w:tc>
-        <w:tc>
-          <w:tcPr>
-            <w:tcW w:type="dxa" w:w="3000"/>
-            <w:tcBorders>
-              <w:top w:val="single" w:color="000000" w:sz="4"/>
-              <w:left w:val="single" w:color="000000" w:sz="4"/>
-              <w:bottom w:val="single" w:color="000000" w:sz="4"/>
-              <w:right w:val="single" w:color="000000" w:sz="4"/>
-            </w:tcBorders>
-            <w:tcMar>
-              <w:top w:type="dxa" w:w="50"/>
-              <w:left w:type="dxa" w:w="90"/>
-              <w:bottom w:type="dxa" w:w="50"/>
-              <w:right w:type="dxa" w:w="90"/>
-            </w:tcMar>
-          </w:tcPr>
-          <w:p>
-            <w:pPr>
-              <w:jc w:val="left"/>
-            </w:pPr>
-            <w:r>
-              <w:rPr>
-                <w:b w:val="false"/>
-                <w:bCs w:val="false"/>
-                <w:sz w:val="20"/>
-                <w:szCs w:val="20"/>
-              </w:rPr>
-              <w:t xml:space="preserve">Отчёт о делопроизводстве УСБ-М</w:t>
-            </w:r>
-          </w:p>
-        </w:tc>
-        <w:tc>
-          <w:tcPr>
-            <w:tcW w:type="dxa" w:w="2100"/>
-            <w:tcBorders>
-              <w:top w:val="single" w:color="000000" w:sz="4"/>
-              <w:left w:val="single" w:color="000000" w:sz="4"/>
-              <w:bottom w:val="single" w:color="000000" w:sz="4"/>
-              <w:right w:val="single" w:color="000000" w:sz="4"/>
-            </w:tcBorders>
-            <w:tcMar>
-              <w:top w:type="dxa" w:w="50"/>
-              <w:left w:type="dxa" w:w="90"/>
-              <w:bottom w:type="dxa" w:w="50"/>
-              <w:right w:type="dxa" w:w="90"/>
-            </w:tcMar>
-          </w:tcPr>
-          <w:p>
-            <w:pPr>
-              <w:jc w:val="left"/>
-            </w:pPr>
-          </w:p>
-        </w:tc>
-        <w:tc>
-          <w:tcPr>
-            <w:tcW w:type="dxa" w:w="3706"/>
-            <w:tcBorders>
-              <w:top w:val="single" w:color="000000" w:sz="4"/>
-              <w:left w:val="single" w:color="000000" w:sz="4"/>
-              <w:bottom w:val="single" w:color="000000" w:sz="4"/>
-              <w:right w:val="single" w:color="000000" w:sz="4"/>
-            </w:tcBorders>
-            <w:tcMar>
-              <w:top w:type="dxa" w:w="50"/>
-              <w:left w:type="dxa" w:w="90"/>
-              <w:bottom w:type="dxa" w:w="50"/>
-              <w:right w:type="dxa" w:w="90"/>
-            </w:tcMar>
-          </w:tcPr>
-          <w:p>
-            <w:pPr>
+              <w:spacing w:after="30"/>
               <w:jc w:val="left"/>
             </w:pPr>
             <w:r>
@@ -1049,6 +875,104 @@
     </w:tbl>
     <w:p>
       <w:pPr>
+        <w:keepNext/>
+        <w:keepLines/>
+        <w:spacing w:after="60" w:before="120" w:line="252"/>
+        <w:ind w:left="0" w:firstLine="0"/>
+        <w:jc w:val="both"/>
+      </w:pPr>
+      <w:r>
+        <w:rPr>
+          <w:b/>
+          <w:bCs/>
+          <w:sz w:val="24"/>
+          <w:szCs w:val="24"/>
+        </w:rPr>
+        <w:t xml:space="preserve">Тайм-коды видеозаписи (материал № 1):</w:t>
+      </w:r>
+    </w:p>
+    <w:p>
+      <w:pPr>
+        <w:keepNext w:val="false"/>
+        <w:keepLines/>
+        <w:spacing w:after="40" w:before="0" w:line="252"/>
+        <w:ind w:left="360" w:firstLine="0"/>
+        <w:jc w:val="both"/>
+      </w:pPr>
+      <w:r>
+        <w:rPr>
+          <w:sz w:val="24"/>
+          <w:szCs w:val="24"/>
+        </w:rPr>
+        <w:t xml:space="preserve">01:30–02:30 — участникам сообщают, что инициатор задержания отсутствует;</w:t>
+      </w:r>
+    </w:p>
+    <w:p>
+      <w:pPr>
+        <w:keepNext w:val="false"/>
+        <w:keepLines/>
+        <w:spacing w:after="40" w:before="0" w:line="252"/>
+        <w:ind w:left="360" w:firstLine="0"/>
+        <w:jc w:val="both"/>
+      </w:pPr>
+      <w:r>
+        <w:rPr>
+          <w:sz w:val="24"/>
+          <w:szCs w:val="24"/>
+        </w:rPr>
+        <w:t xml:space="preserve">02:30–03:50 — на месте появляется Рублев Владислав;</w:t>
+      </w:r>
+    </w:p>
+    <w:p>
+      <w:pPr>
+        <w:keepNext w:val="false"/>
+        <w:keepLines/>
+        <w:spacing w:after="40" w:before="0" w:line="252"/>
+        <w:ind w:left="360" w:firstLine="0"/>
+        <w:jc w:val="both"/>
+      </w:pPr>
+      <w:r>
+        <w:rPr>
+          <w:sz w:val="24"/>
+          <w:szCs w:val="24"/>
+        </w:rPr>
+        <w:t xml:space="preserve">03:50–05:20 — Рублев Владислав, не являясь субъектом задержания, выясняет, кто им является; узнав об отсутствии инициатора, называет ситуацию «абсурдной» и повторно убеждается, что инициатора нет;</w:t>
+      </w:r>
+    </w:p>
+    <w:p>
+      <w:pPr>
+        <w:keepNext w:val="false"/>
+        <w:keepLines/>
+        <w:spacing w:after="40" w:before="0" w:line="252"/>
+        <w:ind w:left="360" w:firstLine="0"/>
+        <w:jc w:val="both"/>
+      </w:pPr>
+      <w:r>
+        <w:rPr>
+          <w:sz w:val="24"/>
+          <w:szCs w:val="24"/>
+        </w:rPr>
+        <w:t xml:space="preserve">05:20–05:40 — Рублев Владислав берёт задержанного на загиб руки, выводит с территории и освобождает;</w:t>
+      </w:r>
+    </w:p>
+    <w:p>
+      <w:pPr>
+        <w:keepNext w:val="false"/>
+        <w:keepLines/>
+        <w:spacing w:after="40" w:before="0" w:line="252"/>
+        <w:ind w:left="360" w:firstLine="0"/>
+        <w:jc w:val="both"/>
+      </w:pPr>
+      <w:r>
+        <w:rPr>
+          <w:sz w:val="24"/>
+          <w:szCs w:val="24"/>
+        </w:rPr>
+        <w:t xml:space="preserve">05:40–__:__ — служебное удостоверение Рублева Владислава № 1320.</w:t>
+      </w:r>
+    </w:p>
+    <w:p>
+      <w:pPr>
         <w:keepNext w:val="false"/>
         <w:keepLines/>
         <w:spacing w:after="80" w:before="120" w:line="252"/>
@@ -1086,145 +1010,174 @@
         <w:keepNext w:val="false"/>
         <w:keepLines/>
         <w:spacing w:after="80" w:before="0" w:line="252"/>
-        <w:ind w:left="0" w:firstLine="0"/>
-        <w:jc w:val="both"/>
-      </w:pPr>
-      <w:r>
-        <w:rPr>
-          <w:i/>
-          <w:iCs/>
-          <w:sz w:val="16"/>
-          <w:szCs w:val="16"/>
-        </w:rPr>
-        <w:t xml:space="preserve">Излагаются: основание статуса неприкосновенности (часть ст. 1.1); обязанность, которую должностное лицо было обязано исполнить, и каким актом она установлена; дата, время, место; в чём выразилось неисполнение или ненадлежащее исполнение; какие права, интересы или ущерб последовали; почему последствия наступили именно из-за этого; каким материалом подтверждается каждый факт.</w:t>
-      </w:r>
-    </w:p>
-    <w:p>
-      <w:pPr>
-        <w:keepNext w:val="false"/>
-        <w:keepLines/>
-        <w:spacing w:after="40" w:before="0" w:line="252"/>
-        <w:ind w:left="0" w:firstLine="0"/>
-        <w:jc w:val="both"/>
-      </w:pPr>
-      <w:r>
-        <w:rPr>
-          <w:sz w:val="24"/>
-          <w:szCs w:val="24"/>
-        </w:rPr>
-        <w:t xml:space="preserve">____________________________________________________________________________</w:t>
-      </w:r>
-    </w:p>
-    <w:p>
-      <w:pPr>
-        <w:keepNext w:val="false"/>
-        <w:keepLines/>
-        <w:spacing w:after="40" w:before="0" w:line="252"/>
-        <w:ind w:left="0" w:firstLine="0"/>
-        <w:jc w:val="both"/>
-      </w:pPr>
-      <w:r>
-        <w:rPr>
-          <w:sz w:val="24"/>
-          <w:szCs w:val="24"/>
-        </w:rPr>
-        <w:t xml:space="preserve">____________________________________________________________________________</w:t>
-      </w:r>
-    </w:p>
-    <w:p>
-      <w:pPr>
-        <w:keepNext w:val="false"/>
-        <w:keepLines/>
-        <w:spacing w:after="40" w:before="0" w:line="252"/>
-        <w:ind w:left="0" w:firstLine="0"/>
-        <w:jc w:val="both"/>
-      </w:pPr>
-      <w:r>
-        <w:rPr>
-          <w:sz w:val="24"/>
-          <w:szCs w:val="24"/>
-        </w:rPr>
-        <w:t xml:space="preserve">____________________________________________________________________________</w:t>
-      </w:r>
-    </w:p>
-    <w:p>
-      <w:pPr>
-        <w:keepNext w:val="false"/>
-        <w:keepLines/>
-        <w:spacing w:after="40" w:before="0" w:line="252"/>
-        <w:ind w:left="0" w:firstLine="0"/>
-        <w:jc w:val="both"/>
-      </w:pPr>
-      <w:r>
-        <w:rPr>
-          <w:sz w:val="24"/>
-          <w:szCs w:val="24"/>
-        </w:rPr>
-        <w:t xml:space="preserve">____________________________________________________________________________</w:t>
-      </w:r>
-    </w:p>
-    <w:p>
-      <w:pPr>
-        <w:keepNext w:val="false"/>
-        <w:keepLines/>
-        <w:spacing w:after="40" w:before="0" w:line="252"/>
-        <w:ind w:left="0" w:firstLine="0"/>
-        <w:jc w:val="both"/>
-      </w:pPr>
-      <w:r>
-        <w:rPr>
-          <w:sz w:val="24"/>
-          <w:szCs w:val="24"/>
-        </w:rPr>
-        <w:t xml:space="preserve">____________________________________________________________________________</w:t>
-      </w:r>
-    </w:p>
-    <w:p>
-      <w:pPr>
-        <w:keepNext w:val="false"/>
-        <w:keepLines/>
-        <w:spacing w:after="40" w:before="0" w:line="252"/>
-        <w:ind w:left="0" w:firstLine="0"/>
-        <w:jc w:val="both"/>
-      </w:pPr>
-      <w:r>
-        <w:rPr>
-          <w:sz w:val="24"/>
-          <w:szCs w:val="24"/>
-        </w:rPr>
-        <w:t xml:space="preserve">____________________________________________________________________________</w:t>
-      </w:r>
-    </w:p>
-    <w:p>
-      <w:pPr>
-        <w:keepNext w:val="false"/>
-        <w:keepLines/>
-        <w:spacing w:after="40" w:before="0" w:line="252"/>
-        <w:ind w:left="0" w:firstLine="0"/>
-        <w:jc w:val="both"/>
-      </w:pPr>
-      <w:r>
-        <w:rPr>
-          <w:sz w:val="24"/>
-          <w:szCs w:val="24"/>
-        </w:rPr>
-        <w:t xml:space="preserve">____________________________________________________________________________</w:t>
-      </w:r>
-    </w:p>
-    <w:p>
-      <w:pPr>
-        <w:keepNext w:val="false"/>
-        <w:keepLines/>
-        <w:spacing w:after="40" w:before="0" w:line="252"/>
-        <w:ind w:left="0" w:firstLine="0"/>
-        <w:jc w:val="both"/>
-      </w:pPr>
-      <w:r>
-        <w:rPr>
-          <w:sz w:val="24"/>
-          <w:szCs w:val="24"/>
-        </w:rPr>
-        <w:t xml:space="preserve">____________________________________________________________________________</w:t>
+        <w:ind w:left="0" w:firstLine="709"/>
+        <w:jc w:val="both"/>
+      </w:pPr>
+      <w:r>
+        <w:rPr>
+          <w:b/>
+          <w:bCs/>
+          <w:sz w:val="24"/>
+          <w:szCs w:val="24"/>
+        </w:rPr>
+        <w:t xml:space="preserve">1. Должностное положение.</w:t>
+      </w:r>
+      <w:r>
+        <w:rPr>
+          <w:sz w:val="24"/>
+          <w:szCs w:val="24"/>
+        </w:rPr>
+        <w:t xml:space="preserve"> Генерал-полковник Рублев Владислав занимает должность заместителя руководителя МВД РО (заместителя начальника полиции). Как заместитель руководителя МВД он является постоянным членом Совета Федерации и обладает статусом неприкосновенности (ч. 5 ст. 1.1 ФЗ «О статусе неприкосновенности должностных лиц»). Личность подтверждается служебным удостоверением № 1320, зафиксированным на видеозаписи (05:40).</w:t>
+      </w:r>
+    </w:p>
+    <w:p>
+      <w:pPr>
+        <w:keepNext w:val="false"/>
+        <w:keepLines/>
+        <w:spacing w:after="80" w:before="0" w:line="252"/>
+        <w:ind w:left="0" w:firstLine="709"/>
+        <w:jc w:val="both"/>
+      </w:pPr>
+      <w:r>
+        <w:rPr>
+          <w:b/>
+          <w:bCs/>
+          <w:sz w:val="24"/>
+          <w:szCs w:val="24"/>
+        </w:rPr>
+        <w:t xml:space="preserve">2. Процессуальные действия.</w:t>
+      </w:r>
+      <w:r>
+        <w:rPr>
+          <w:sz w:val="24"/>
+          <w:szCs w:val="24"/>
+        </w:rPr>
+        <w:t xml:space="preserve"> «____» ______________ 2026 г. около ____ час. ____ мин. по адресу: г. Москва, ______________________, сотрудник ______________________ (ведомство, должность, фамилия, имя) (далее — инициатор задержания) проводил задержание гражданина ______________________ (фамилия, имя) по подозрению в совершении преступления, предусмотренного __________ Уголовного кодекса РО. Во время процессуальных действий инициатор задержания временно отсутствовал на месте, о чём участникам было сообщено (видеозапись, 01:30).</w:t>
+      </w:r>
+    </w:p>
+    <w:p>
+      <w:pPr>
+        <w:keepNext w:val="false"/>
+        <w:keepLines/>
+        <w:spacing w:after="80" w:before="0" w:line="252"/>
+        <w:ind w:left="0" w:firstLine="709"/>
+        <w:jc w:val="both"/>
+      </w:pPr>
+      <w:r>
+        <w:rPr>
+          <w:b/>
+          <w:bCs/>
+          <w:sz w:val="24"/>
+          <w:szCs w:val="24"/>
+        </w:rPr>
+        <w:t xml:space="preserve">3. Действия Рублева Владислава.</w:t>
+      </w:r>
+      <w:r>
+        <w:rPr>
+          <w:sz w:val="24"/>
+          <w:szCs w:val="24"/>
+        </w:rPr>
+        <w:t xml:space="preserve"> В 02:30 на месте проведения процессуальных действий появился генерал-полковник Рублев Владислав. Субъектом задержания он не являлся: в установленный разделом 2.3 Процессуального кодекса перечень лиц, вправе участвующих в задержании и аресте, он не входил. В 03:50 Рублев Владислав стал выяснять, кто является субъектами процессуальных действий. Получив ответ, что инициатора задержания на месте нет, он заявил, что ситуация «абсурдная», и повторно убедился, что инициатор задержания рядом отсутствует. После этого Рублев Владислав применил к задержанному физическую силу в виде загиба руки за спину, вывел его с территории, на которой проводились процессуальные действия, и освободил (05:20).</w:t>
+      </w:r>
+    </w:p>
+    <w:p>
+      <w:pPr>
+        <w:keepNext w:val="false"/>
+        <w:keepLines/>
+        <w:spacing w:after="80" w:before="0" w:line="252"/>
+        <w:ind w:left="0" w:firstLine="709"/>
+        <w:jc w:val="both"/>
+      </w:pPr>
+      <w:r>
+        <w:rPr>
+          <w:b/>
+          <w:bCs/>
+          <w:sz w:val="24"/>
+          <w:szCs w:val="24"/>
+        </w:rPr>
+        <w:t xml:space="preserve">4. Отсутствие законных оснований и полномочий.</w:t>
+      </w:r>
+      <w:r>
+        <w:rPr>
+          <w:sz w:val="24"/>
+          <w:szCs w:val="24"/>
+        </w:rPr>
+        <w:t xml:space="preserve"> Решение об освобождении задержанного вправе принять только сотрудник, осуществляющий задержание, либо сотрудник Генеральной прокуратуры РО (раздел 4.1 Процессуального кодекса). Рублев Владислав к этим лицам не относится. Задержанный ему в установленном порядке не передавался (раздел 2.5 Процессуального кодекса). Временное отсутствие инициатора задержания не входит в перечень оснований для освобождения, установленный разделом 4.1 Процессуального кодекса.</w:t>
+      </w:r>
+    </w:p>
+    <w:p>
+      <w:pPr>
+        <w:keepNext w:val="false"/>
+        <w:keepLines/>
+        <w:spacing w:after="80" w:before="0" w:line="252"/>
+        <w:ind w:left="0" w:firstLine="709"/>
+        <w:jc w:val="both"/>
+      </w:pPr>
+      <w:r>
+        <w:rPr>
+          <w:b/>
+          <w:bCs/>
+          <w:sz w:val="24"/>
+          <w:szCs w:val="24"/>
+        </w:rPr>
+        <w:t xml:space="preserve">5. Неисполнение обязанностей.</w:t>
+      </w:r>
+      <w:r>
+        <w:rPr>
+          <w:sz w:val="24"/>
+          <w:szCs w:val="24"/>
+        </w:rPr>
+        <w:t xml:space="preserve"> Взяв задержанного под свой фактический контроль, Рублев Владислав был обязан ознакомиться с основаниями задержания и убедиться в наличии либо отсутствии законных оснований для продолжения процессуальных действий (раздел 2.5 Процессуального кодекса), а решение об освобождении оставить лицам, указанным в разделе 4.1 Процессуального кодекса. Эти обязанности он не исполнил: оснований задержания не выяснил, инициатора задержания не вызвал, материалов и видеофиксации не запросил. Такое отношение к службе со стороны должностного лица руководящего состава МВД РО является недобросовестным.</w:t>
+      </w:r>
+    </w:p>
+    <w:p>
+      <w:pPr>
+        <w:keepNext w:val="false"/>
+        <w:keepLines/>
+        <w:spacing w:after="80" w:before="0" w:line="252"/>
+        <w:ind w:left="0" w:firstLine="709"/>
+        <w:jc w:val="both"/>
+      </w:pPr>
+      <w:r>
+        <w:rPr>
+          <w:b/>
+          <w:bCs/>
+          <w:sz w:val="24"/>
+          <w:szCs w:val="24"/>
+        </w:rPr>
+        <w:t xml:space="preserve">6. Последствия и причинная связь.</w:t>
+      </w:r>
+      <w:r>
+        <w:rPr>
+          <w:sz w:val="24"/>
+          <w:szCs w:val="24"/>
+        </w:rPr>
+        <w:t xml:space="preserve"> В результате лицо, задержанное по подозрению в совершении преступления, освобождено без законных оснований, процессуальные действия сорваны. Это повлекло существенное нарушение охраняемых законом интересов государства в обеспечении законного производства по делу, а также прав и законных интересов сотрудника, проводившего задержание. При надлежащем исполнении обязанностей, предусмотренных разделами 2.5 и 4.1 Процессуального кодекса, освобождения задержанного и срыва процессуальных действий не произошло бы.</w:t>
+      </w:r>
+    </w:p>
+    <w:p>
+      <w:pPr>
+        <w:keepNext w:val="false"/>
+        <w:keepLines/>
+        <w:spacing w:after="80" w:before="0" w:line="252"/>
+        <w:ind w:left="0" w:firstLine="709"/>
+        <w:jc w:val="both"/>
+      </w:pPr>
+      <w:r>
+        <w:rPr>
+          <w:b/>
+          <w:bCs/>
+          <w:sz w:val="24"/>
+          <w:szCs w:val="24"/>
+        </w:rPr>
+        <w:t xml:space="preserve">7. Источник сведений.</w:t>
+      </w:r>
+      <w:r>
+        <w:rPr>
+          <w:sz w:val="24"/>
+          <w:szCs w:val="24"/>
+        </w:rPr>
+        <w:t xml:space="preserve"> Обстоятельства зафиксированы видеозаписью (материал № 1) и установлены в ходе проверки УСБ-М (материал № 2).</w:t>
       </w:r>
     </w:p>
     <w:p>
@@ -1274,7 +1227,7 @@
           <w:sz w:val="24"/>
           <w:szCs w:val="24"/>
         </w:rPr>
-        <w:t xml:space="preserve">2. Рублев Владислав обладает статусом неприкосновенности (ч. ____ ст. 1.1 ФЗ «О статусе неприкосновенности должностных лиц») и не может быть привлечён к уголовной ответственности до приостановления либо ограничения этого статуса (ст. 2.3 указанного закона). Статус снимается ордером Генеральной прокуратуры РО (ст. 3.1, 3.5 указанного закона).</w:t>
+        <w:t xml:space="preserve">2. Кроме того, активные действия Рублева Владислава — применение физической силы к задержанному и его освобождение при отсутствии полномочий — могут содержать признаки преступлений, предусмотренных ч. 1 ст. 15.1 (превышение должностных полномочий) и ч. 2 ст. 17.8 (незаконная помеха задержанию сотрудником государственных структур) Уголовного кодекса РО. Окончательную правовую оценку даёт Генеральная прокуратура РО.</w:t>
       </w:r>
     </w:p>
     <w:p>
@@ -1290,7 +1243,7 @@
           <w:sz w:val="24"/>
           <w:szCs w:val="24"/>
         </w:rPr>
-        <w:t xml:space="preserve">3. Расследование в отношении неприкосновенного лица вправе проводить только Генеральный прокурор, его заместители, Советник Правительства при Генеральном прокуроре РО, а также прокуроры и сотрудники Следственного комитета РО при наличии ордера о разрешении проведения следствия (ст. 3.3 указанного закона). Поэтому УСБ-М передаёт собранные материалы в Генеральную прокуратуру РО (п. «а» ст. 9, ст. 18 ФЗ «О Федеральной службе безопасности»).</w:t>
+        <w:t xml:space="preserve">3. Рублев Владислав как заместитель руководителя МВД РО обладает статусом неприкосновенности (ч. 5 ст. 1.1 ФЗ «О статусе неприкосновенности должностных лиц») и не может быть привлечён к уголовной ответственности до приостановления либо ограничения этого статуса (ст. 2.3 указанного закона). Статус снимается ордером Генеральной прокуратуры РО (ст. 3.1, 3.5 указанного закона).</w:t>
       </w:r>
     </w:p>
     <w:p>
@@ -1306,7 +1259,7 @@
           <w:sz w:val="24"/>
           <w:szCs w:val="24"/>
         </w:rPr>
-        <w:t xml:space="preserve">4. Основаниями для начала расследования и возбуждения уголовного дела являются материалы, переданные государственным органом, и сведения, полученные в ходе оперативно-розыскных мероприятий (пункт 4 раздела 1.1, пункты 4 и 5 раздела 11.1 Процессуального кодекса).</w:t>
+        <w:t xml:space="preserve">4. Расследование в отношении неприкосновенного лица вправе проводить только Генеральный прокурор, его заместители, Советник Правительства при Генеральном прокуроре РО, а также прокуроры и сотрудники Следственного комитета РО при наличии ордера о разрешении проведения следствия (ст. 3.3 указанного закона). Обращения по фактам совершения преступлений неприкосновенными лицами рассматривает Генеральная прокуратура РО (Регламент подачи обращений в прокуратуру, раздел 7.7 Процессуального кодекса). Поэтому УСБ-М передаёт собранные материалы в Генеральную прокуратуру РО (п. «а» ст. 9, ст. 18 ФЗ «О Федеральной службе безопасности»).</w:t>
       </w:r>
     </w:p>
     <w:p>
@@ -1322,7 +1275,23 @@
           <w:sz w:val="24"/>
           <w:szCs w:val="24"/>
         </w:rPr>
-        <w:t xml:space="preserve">5. УСБ-М вину не устанавливает. Настоящее обращение содержит сведения о признаках преступления; вопрос о виновности решается в установленном законом порядке (раздел 6.4 Процессуального кодекса).</w:t>
+        <w:t xml:space="preserve">5. Основаниями для начала расследования и возбуждения уголовного дела являются материалы, переданные государственным органом, и сведения, полученные в ходе оперативно-розыскных мероприятий (пункт 4 раздела 1.1, пункты 4 и 5 раздела 11.1 Процессуального кодекса).</w:t>
+      </w:r>
+    </w:p>
+    <w:p>
+      <w:pPr>
+        <w:keepNext w:val="false"/>
+        <w:keepLines/>
+        <w:spacing w:after="60" w:before="0" w:line="252"/>
+        <w:ind w:left="0" w:firstLine="709"/>
+        <w:jc w:val="both"/>
+      </w:pPr>
+      <w:r>
+        <w:rPr>
+          <w:sz w:val="24"/>
+          <w:szCs w:val="24"/>
+        </w:rPr>
+        <w:t xml:space="preserve">6. УСБ-М вину не устанавливает. Настоящее обращение содержит сведения о признаках преступления; вопрос о виновности решается в установленном законом порядке (раздел 6.4 Процессуального кодекса).</w:t>
       </w:r>
     </w:p>
     <w:p>
@@ -1388,7 +1357,7 @@
           <w:sz w:val="24"/>
           <w:szCs w:val="24"/>
         </w:rPr>
-        <w:t xml:space="preserve">2. Провести расследование по признакам преступления, предусмотренного ч. 1 ст. 15.6 Уголовного кодекса РО, либо выдать ордер о разрешении проведения следствия (ст. 3.3 указанного закона), и принять процессуальное решение.</w:t>
+        <w:t xml:space="preserve">2. Провести расследование по признакам преступления, предусмотренного ч. 1 ст. 15.6 Уголовного кодекса РО, дать правовую оценку действиям Рублева Владислава также на предмет признаков преступлений, предусмотренных ч. 1 ст. 15.1 и ч. 2 ст. 17.8 Уголовного кодекса РО, либо выдать ордер о разрешении проведения следствия (ст. 3.3 указанного закона), и принять процессуальное решение.</w:t>
       </w:r>
     </w:p>
     <w:p>
